--- a/assets/downloads/simulation-16/presimulation-activity-2-medications.docx
+++ b/assets/downloads/simulation-16/presimulation-activity-2-medications.docx
@@ -1,79 +1,29 @@
 
 <file path=word/document.xml><?xml version="1.0" encoding="utf-8"?>
-<w:document xmlns:wpc="http://schemas.microsoft.com/office/word/2010/wordprocessingCanvas" xmlns:cx="http://schemas.microsoft.com/office/drawing/2014/chartex" xmlns:cx1="http://schemas.microsoft.com/office/drawing/2015/9/8/chartex" xmlns:cx2="http://schemas.microsoft.com/office/drawing/2015/10/21/chartex" xmlns:cx3="http://schemas.microsoft.com/office/drawing/2016/5/9/chartex" xmlns:cx4="http://schemas.microsoft.com/office/drawing/2016/5/10/chartex" xmlns:cx5="http://schemas.microsoft.com/office/drawing/2016/5/11/chartex" xmlns:cx6="http://schemas.microsoft.com/office/drawing/2016/5/12/chartex" xmlns:cx7="http://schemas.microsoft.com/office/drawing/2016/5/13/chartex" xmlns:cx8="http://schemas.microsoft.com/office/drawing/2016/5/14/chartex" xmlns:mc="http://schemas.openxmlformats.org/markup-compatibility/2006" xmlns:aink="http://schemas.microsoft.com/office/drawing/2016/ink" xmlns:am3d="http://schemas.microsoft.com/office/drawing/2017/model3d" xmlns:o="urn:schemas-microsoft-com:office:office" xmlns:oel="http://schemas.microsoft.com/office/2019/extlst" xmlns:r="http://schemas.openxmlformats.org/officeDocument/2006/relationships" xmlns:m="http://schemas.openxmlformats.org/officeDocument/2006/math" xmlns:v="urn:schemas-microsoft-com:vml" xmlns:wp14="http://schemas.microsoft.com/office/word/2010/wordprocessingDrawing" xmlns:wp="http://schemas.openxmlformats.org/drawingml/2006/wordprocessingDrawing" xmlns:w10="urn:schemas-microsoft-com:office:word" xmlns:w="http://schemas.openxmlformats.org/wordprocessingml/2006/main" xmlns:w14="http://schemas.microsoft.com/office/word/2010/wordml" xmlns:w15="http://schemas.microsoft.com/office/word/2012/wordml" xmlns:w16cex="http://schemas.microsoft.com/office/word/2018/wordml/cex" xmlns:w16cid="http://schemas.microsoft.com/office/word/2016/wordml/cid" xmlns:w16="http://schemas.microsoft.com/office/word/2018/wordml" xmlns:w16du="http://schemas.microsoft.com/office/word/2023/wordml/word16du" xmlns:w16sdtdh="http://schemas.microsoft.com/office/word/2020/wordml/sdtdatahash" xmlns:w16sdtfl="http://schemas.microsoft.com/office/word/2024/wordml/sdtformatlock" xmlns:w16se="http://schemas.microsoft.com/office/word/2015/wordml/symex" xmlns:wpg="http://schemas.microsoft.com/office/word/2010/wordprocessingGroup" xmlns:wpi="http://schemas.microsoft.com/office/word/2010/wordprocessingInk" xmlns:wne="http://schemas.microsoft.com/office/word/2006/wordml" xmlns:wps="http://schemas.microsoft.com/office/word/2010/wordprocessingShape" mc:Ignorable="w14 w15 w16se w16cid w16 w16cex w16sdtdh w16sdtfl w16du wp14">
+<w:document xmlns:wpc="http://schemas.microsoft.com/office/word/2010/wordprocessingCanvas" xmlns:cx="http://schemas.microsoft.com/office/drawing/2014/chartex" xmlns:cx1="http://schemas.microsoft.com/office/drawing/2015/9/8/chartex" xmlns:cx2="http://schemas.microsoft.com/office/drawing/2015/10/21/chartex" xmlns:cx3="http://schemas.microsoft.com/office/drawing/2016/5/9/chartex" xmlns:cx4="http://schemas.microsoft.com/office/drawing/2016/5/10/chartex" xmlns:cx5="http://schemas.microsoft.com/office/drawing/2016/5/11/chartex" xmlns:cx6="http://schemas.microsoft.com/office/drawing/2016/5/12/chartex" xmlns:cx7="http://schemas.microsoft.com/office/drawing/2016/5/13/chartex" xmlns:cx8="http://schemas.microsoft.com/office/drawing/2016/5/14/chartex" xmlns:mc="http://schemas.openxmlformats.org/markup-compatibility/2006" xmlns:aink="http://schemas.microsoft.com/office/drawing/2016/ink" xmlns:am3d="http://schemas.microsoft.com/office/drawing/2017/model3d" xmlns:o="urn:schemas-microsoft-com:office:office" xmlns:oel="http://schemas.microsoft.com/office/2019/extlst" xmlns:r="http://schemas.openxmlformats.org/officeDocument/2006/relationships" xmlns:m="http://schemas.openxmlformats.org/officeDocument/2006/math" xmlns:v="urn:schemas-microsoft-com:vml" xmlns:wp14="http://schemas.microsoft.com/office/word/2010/wordprocessingDrawing" xmlns:wp="http://schemas.openxmlformats.org/drawingml/2006/wordprocessingDrawing" xmlns:w10="urn:schemas-microsoft-com:office:word" xmlns:w="http://schemas.openxmlformats.org/wordprocessingml/2006/main" xmlns:w14="http://schemas.microsoft.com/office/word/2010/wordml" xmlns:w15="http://schemas.microsoft.com/office/word/2012/wordml" xmlns:w16cei="http://schemas.microsoft.com/office/word/2026/wordml/cei" xmlns:w16cex="http://schemas.microsoft.com/office/word/2018/wordml/cex" xmlns:w16cid="http://schemas.microsoft.com/office/word/2016/wordml/cid" xmlns:w16="http://schemas.microsoft.com/office/word/2018/wordml" xmlns:w16du="http://schemas.microsoft.com/office/word/2023/wordml/word16du" xmlns:w16sdtdh="http://schemas.microsoft.com/office/word/2020/wordml/sdtdatahash" xmlns:w16sdtfl="http://schemas.microsoft.com/office/word/2024/wordml/sdtformatlock" xmlns:w16se="http://schemas.microsoft.com/office/word/2015/wordml/symex" xmlns:wpg="http://schemas.microsoft.com/office/word/2010/wordprocessingGroup" xmlns:wpi="http://schemas.microsoft.com/office/word/2010/wordprocessingInk" xmlns:wne="http://schemas.microsoft.com/office/word/2006/wordml" xmlns:wps="http://schemas.microsoft.com/office/word/2010/wordprocessingShape" mc:Ignorable="w14 w15 w16se w16cid w16 w16cex w16sdtdh w16sdtfl w16du wp14">
   <w:body>
     <w:p>
       <w:pPr>
         <w:pStyle w:val="Heading1"/>
-        <w:spacing w:line="480" w:lineRule="auto"/>
-        <w:rPr>
-          <w:rFonts w:ascii="Times New Roman" w:hAnsi="Times New Roman" w:cs="Times New Roman"/>
-          <w:color w:val="000000"/>
-        </w:rPr>
-      </w:pPr>
-      <w:r>
-        <w:rPr>
-          <w:rFonts w:ascii="Aptos" w:hAnsi="Aptos" w:cs="Aptos" w:eastAsia="Aptos"/>
-          <w:color w:val="000000"/>
-          <w:sz w:val="40"/>
-          <w:szCs w:val="40"/>
-        </w:rPr>
-        <w:t/>
-      </w:r>
+      </w:pPr>
       <w:proofErr w:type="spellStart"/>
       <w:r>
-        <w:rPr>
-          <w:rFonts w:ascii="Aptos" w:hAnsi="Aptos" w:cs="Aptos" w:eastAsia="Aptos"/>
-          <w:color w:val="000000"/>
-          <w:sz w:val="40"/>
-          <w:szCs w:val="40"/>
-        </w:rPr>
         <w:t>Presimulation</w:t>
       </w:r>
       <w:proofErr w:type="spellEnd"/>
       <w:r>
-        <w:rPr>
-          <w:rFonts w:ascii="Aptos" w:hAnsi="Aptos" w:cs="Aptos" w:eastAsia="Aptos"/>
-          <w:color w:val="000000"/>
-          <w:sz w:val="40"/>
-          <w:szCs w:val="40"/>
-        </w:rPr>
         <w:t xml:space="preserve"> Activity</w:t>
       </w:r>
       <w:r>
-        <w:rPr>
-          <w:rFonts w:ascii="Aptos" w:hAnsi="Aptos" w:cs="Aptos" w:eastAsia="Aptos"/>
-          <w:color w:val="000000"/>
-          <w:sz w:val="40"/>
-          <w:szCs w:val="40"/>
-        </w:rPr>
         <w:t xml:space="preserve"> </w:t>
       </w:r>
       <w:r>
-        <w:rPr>
-          <w:rFonts w:ascii="Aptos" w:hAnsi="Aptos" w:cs="Aptos" w:eastAsia="Aptos"/>
-          <w:color w:val="000000"/>
-          <w:sz w:val="40"/>
-          <w:szCs w:val="40"/>
-        </w:rPr>
         <w:t>2</w:t>
       </w:r>
       <w:r>
-        <w:rPr>
-          <w:rFonts w:ascii="Aptos" w:hAnsi="Aptos" w:cs="Aptos" w:eastAsia="Aptos"/>
-          <w:color w:val="000000"/>
-          <w:sz w:val="40"/>
-          <w:szCs w:val="40"/>
-        </w:rPr>
         <w:t>:</w:t>
       </w:r>
       <w:r>
-        <w:rPr>
-          <w:rFonts w:ascii="Aptos" w:hAnsi="Aptos" w:cs="Aptos" w:eastAsia="Aptos"/>
-          <w:color w:val="000000"/>
-          <w:sz w:val="40"/>
-          <w:szCs w:val="40"/>
-        </w:rPr>
         <w:t xml:space="preserve"> Medications</w:t>
       </w:r>
     </w:p>
@@ -87,7 +37,6 @@
       </w:pPr>
       <w:r>
         <w:rPr>
-          <w:rFonts w:ascii="Aptos" w:hAnsi="Aptos" w:cs="Aptos" w:eastAsia="Aptos"/>
           <w:color w:val="000000"/>
         </w:rPr>
         <w:t>For these commonly used medications, please find the following information applicable to your setting and future HCP licensure.</w:t>
@@ -107,7 +56,6 @@
       </w:pPr>
       <w:r>
         <w:rPr>
-          <w:rFonts w:ascii="Aptos" w:hAnsi="Aptos" w:cs="Aptos" w:eastAsia="Aptos"/>
           <w:b/>
           <w:bCs/>
           <w:color w:val="000000"/>
@@ -130,12 +78,10 @@
       </w:pPr>
       <w:r>
         <w:rPr>
-          <w:rFonts w:ascii="Aptos" w:hAnsi="Aptos" w:cs="Aptos" w:eastAsia="Aptos"/>
-          <w:b/>
-          <w:bCs/>
-          <w:color w:val="000000"/>
-        </w:rPr>
-        <w:lastRenderedPageBreak/>
+          <w:b/>
+          <w:bCs/>
+          <w:color w:val="000000"/>
+        </w:rPr>
         <w:t>Indications:</w:t>
       </w:r>
     </w:p>
@@ -152,7 +98,6 @@
       </w:pPr>
       <w:r>
         <w:rPr>
-          <w:rFonts w:ascii="Aptos" w:hAnsi="Aptos" w:cs="Aptos" w:eastAsia="Aptos"/>
           <w:b/>
           <w:bCs/>
           <w:color w:val="000000"/>
@@ -173,7 +118,6 @@
       </w:pPr>
       <w:r>
         <w:rPr>
-          <w:rFonts w:ascii="Aptos" w:hAnsi="Aptos" w:cs="Aptos" w:eastAsia="Aptos"/>
           <w:b/>
           <w:bCs/>
           <w:color w:val="000000"/>
@@ -194,7 +138,6 @@
       </w:pPr>
       <w:r>
         <w:rPr>
-          <w:rFonts w:ascii="Aptos" w:hAnsi="Aptos" w:cs="Aptos" w:eastAsia="Aptos"/>
           <w:b/>
           <w:bCs/>
           <w:color w:val="000000"/>
@@ -215,7 +158,6 @@
       </w:pPr>
       <w:r>
         <w:rPr>
-          <w:rFonts w:ascii="Aptos" w:hAnsi="Aptos" w:cs="Aptos" w:eastAsia="Aptos"/>
           <w:b/>
           <w:bCs/>
           <w:color w:val="000000"/>
@@ -236,7 +178,6 @@
       </w:pPr>
       <w:r>
         <w:rPr>
-          <w:rFonts w:ascii="Aptos" w:hAnsi="Aptos" w:cs="Aptos" w:eastAsia="Aptos"/>
           <w:b/>
           <w:bCs/>
           <w:color w:val="000000"/>
@@ -258,7 +199,6 @@
       </w:pPr>
       <w:r>
         <w:rPr>
-          <w:rFonts w:ascii="Aptos" w:hAnsi="Aptos" w:cs="Aptos" w:eastAsia="Aptos"/>
           <w:b/>
           <w:bCs/>
           <w:color w:val="000000"/>
@@ -281,7 +221,6 @@
       </w:pPr>
       <w:r>
         <w:rPr>
-          <w:rFonts w:ascii="Aptos" w:hAnsi="Aptos" w:cs="Aptos" w:eastAsia="Aptos"/>
           <w:b/>
           <w:bCs/>
           <w:color w:val="000000"/>
@@ -302,7 +241,6 @@
       </w:pPr>
       <w:r>
         <w:rPr>
-          <w:rFonts w:ascii="Aptos" w:hAnsi="Aptos" w:cs="Aptos" w:eastAsia="Aptos"/>
           <w:b/>
           <w:bCs/>
           <w:color w:val="000000"/>
@@ -323,7 +261,6 @@
       </w:pPr>
       <w:r>
         <w:rPr>
-          <w:rFonts w:ascii="Aptos" w:hAnsi="Aptos" w:cs="Aptos" w:eastAsia="Aptos"/>
           <w:b/>
           <w:bCs/>
           <w:color w:val="000000"/>
@@ -344,7 +281,6 @@
       </w:pPr>
       <w:r>
         <w:rPr>
-          <w:rFonts w:ascii="Aptos" w:hAnsi="Aptos" w:cs="Aptos" w:eastAsia="Aptos"/>
           <w:b/>
           <w:bCs/>
           <w:color w:val="000000"/>
@@ -365,7 +301,6 @@
       </w:pPr>
       <w:r>
         <w:rPr>
-          <w:rFonts w:ascii="Aptos" w:hAnsi="Aptos" w:cs="Aptos" w:eastAsia="Aptos"/>
           <w:b/>
           <w:bCs/>
           <w:color w:val="000000"/>
@@ -386,7 +321,6 @@
       </w:pPr>
       <w:r>
         <w:rPr>
-          <w:rFonts w:ascii="Aptos" w:hAnsi="Aptos" w:cs="Aptos" w:eastAsia="Aptos"/>
           <w:b/>
           <w:bCs/>
           <w:color w:val="000000"/>
@@ -408,7 +342,6 @@
       </w:pPr>
       <w:r>
         <w:rPr>
-          <w:rFonts w:ascii="Aptos" w:hAnsi="Aptos" w:cs="Aptos" w:eastAsia="Aptos"/>
           <w:b/>
           <w:bCs/>
           <w:color w:val="000000"/>
@@ -431,7 +364,6 @@
       </w:pPr>
       <w:r>
         <w:rPr>
-          <w:rFonts w:ascii="Aptos" w:hAnsi="Aptos" w:cs="Aptos" w:eastAsia="Aptos"/>
           <w:b/>
           <w:bCs/>
           <w:color w:val="000000"/>
@@ -452,7 +384,6 @@
       </w:pPr>
       <w:r>
         <w:rPr>
-          <w:rFonts w:ascii="Aptos" w:hAnsi="Aptos" w:cs="Aptos" w:eastAsia="Aptos"/>
           <w:b/>
           <w:bCs/>
           <w:color w:val="000000"/>
@@ -473,7 +404,6 @@
       </w:pPr>
       <w:r>
         <w:rPr>
-          <w:rFonts w:ascii="Aptos" w:hAnsi="Aptos" w:cs="Aptos" w:eastAsia="Aptos"/>
           <w:b/>
           <w:bCs/>
           <w:color w:val="000000"/>
@@ -494,11 +424,11 @@
       </w:pPr>
       <w:r>
         <w:rPr>
-          <w:rFonts w:ascii="Aptos" w:hAnsi="Aptos" w:cs="Aptos" w:eastAsia="Aptos"/>
-          <w:b/>
-          <w:bCs/>
-          <w:color w:val="000000"/>
-        </w:rPr>
+          <w:b/>
+          <w:bCs/>
+          <w:color w:val="000000"/>
+        </w:rPr>
+        <w:lastRenderedPageBreak/>
         <w:t>Adverse reactions:</w:t>
       </w:r>
     </w:p>
@@ -515,7 +445,6 @@
       </w:pPr>
       <w:r>
         <w:rPr>
-          <w:rFonts w:ascii="Aptos" w:hAnsi="Aptos" w:cs="Aptos" w:eastAsia="Aptos"/>
           <w:b/>
           <w:bCs/>
           <w:color w:val="000000"/>
@@ -536,7 +465,6 @@
       </w:pPr>
       <w:r>
         <w:rPr>
-          <w:rFonts w:ascii="Aptos" w:hAnsi="Aptos" w:cs="Aptos" w:eastAsia="Aptos"/>
           <w:b/>
           <w:bCs/>
           <w:color w:val="000000"/>
@@ -558,7 +486,6 @@
       </w:pPr>
       <w:r>
         <w:rPr>
-          <w:rFonts w:ascii="Aptos" w:hAnsi="Aptos" w:cs="Aptos" w:eastAsia="Aptos"/>
           <w:b/>
           <w:bCs/>
           <w:color w:val="000000"/>
@@ -581,7 +508,6 @@
       </w:pPr>
       <w:r>
         <w:rPr>
-          <w:rFonts w:ascii="Aptos" w:hAnsi="Aptos" w:cs="Aptos" w:eastAsia="Aptos"/>
           <w:b/>
           <w:bCs/>
           <w:color w:val="000000"/>
@@ -602,7 +528,6 @@
       </w:pPr>
       <w:r>
         <w:rPr>
-          <w:rFonts w:ascii="Aptos" w:hAnsi="Aptos" w:cs="Aptos" w:eastAsia="Aptos"/>
           <w:b/>
           <w:bCs/>
           <w:color w:val="000000"/>
@@ -623,12 +548,10 @@
       </w:pPr>
       <w:r>
         <w:rPr>
-          <w:rFonts w:ascii="Aptos" w:hAnsi="Aptos" w:cs="Aptos" w:eastAsia="Aptos"/>
-          <w:b/>
-          <w:bCs/>
-          <w:color w:val="000000"/>
-        </w:rPr>
-        <w:lastRenderedPageBreak/>
+          <w:b/>
+          <w:bCs/>
+          <w:color w:val="000000"/>
+        </w:rPr>
         <w:t>Dose:</w:t>
       </w:r>
     </w:p>
@@ -645,7 +568,6 @@
       </w:pPr>
       <w:r>
         <w:rPr>
-          <w:rFonts w:ascii="Aptos" w:hAnsi="Aptos" w:cs="Aptos" w:eastAsia="Aptos"/>
           <w:b/>
           <w:bCs/>
           <w:color w:val="000000"/>
@@ -666,7 +588,6 @@
       </w:pPr>
       <w:r>
         <w:rPr>
-          <w:rFonts w:ascii="Aptos" w:hAnsi="Aptos" w:cs="Aptos" w:eastAsia="Aptos"/>
           <w:b/>
           <w:bCs/>
           <w:color w:val="000000"/>
@@ -687,7 +608,6 @@
       </w:pPr>
       <w:r>
         <w:rPr>
-          <w:rFonts w:ascii="Aptos" w:hAnsi="Aptos" w:cs="Aptos" w:eastAsia="Aptos"/>
           <w:b/>
           <w:bCs/>
           <w:color w:val="000000"/>
@@ -709,7 +629,6 @@
       </w:pPr>
       <w:r>
         <w:rPr>
-          <w:rFonts w:ascii="Aptos" w:hAnsi="Aptos" w:cs="Aptos" w:eastAsia="Aptos"/>
           <w:b/>
           <w:bCs/>
           <w:color w:val="000000"/>
@@ -732,7 +651,6 @@
       </w:pPr>
       <w:r>
         <w:rPr>
-          <w:rFonts w:ascii="Aptos" w:hAnsi="Aptos" w:cs="Aptos" w:eastAsia="Aptos"/>
           <w:b/>
           <w:bCs/>
           <w:color w:val="000000"/>
@@ -753,7 +671,6 @@
       </w:pPr>
       <w:r>
         <w:rPr>
-          <w:rFonts w:ascii="Aptos" w:hAnsi="Aptos" w:cs="Aptos" w:eastAsia="Aptos"/>
           <w:b/>
           <w:bCs/>
           <w:color w:val="000000"/>
@@ -774,7 +691,6 @@
       </w:pPr>
       <w:r>
         <w:rPr>
-          <w:rFonts w:ascii="Aptos" w:hAnsi="Aptos" w:cs="Aptos" w:eastAsia="Aptos"/>
           <w:b/>
           <w:bCs/>
           <w:color w:val="000000"/>
@@ -795,7 +711,6 @@
       </w:pPr>
       <w:r>
         <w:rPr>
-          <w:rFonts w:ascii="Aptos" w:hAnsi="Aptos" w:cs="Aptos" w:eastAsia="Aptos"/>
           <w:b/>
           <w:bCs/>
           <w:color w:val="000000"/>
@@ -816,7 +731,6 @@
       </w:pPr>
       <w:r>
         <w:rPr>
-          <w:rFonts w:ascii="Aptos" w:hAnsi="Aptos" w:cs="Aptos" w:eastAsia="Aptos"/>
           <w:b/>
           <w:bCs/>
           <w:color w:val="000000"/>
@@ -837,7 +751,6 @@
       </w:pPr>
       <w:r>
         <w:rPr>
-          <w:rFonts w:ascii="Aptos" w:hAnsi="Aptos" w:cs="Aptos" w:eastAsia="Aptos"/>
           <w:b/>
           <w:bCs/>
           <w:color w:val="000000"/>
@@ -859,7 +772,6 @@
       </w:pPr>
       <w:r>
         <w:rPr>
-          <w:rFonts w:ascii="Aptos" w:hAnsi="Aptos" w:cs="Aptos" w:eastAsia="Aptos"/>
           <w:b/>
           <w:bCs/>
           <w:color w:val="000000"/>
@@ -882,7 +794,6 @@
       </w:pPr>
       <w:r>
         <w:rPr>
-          <w:rFonts w:ascii="Aptos" w:hAnsi="Aptos" w:cs="Aptos" w:eastAsia="Aptos"/>
           <w:b/>
           <w:bCs/>
           <w:color w:val="000000"/>
@@ -903,7 +814,6 @@
       </w:pPr>
       <w:r>
         <w:rPr>
-          <w:rFonts w:ascii="Aptos" w:hAnsi="Aptos" w:cs="Aptos" w:eastAsia="Aptos"/>
           <w:b/>
           <w:bCs/>
           <w:color w:val="000000"/>
@@ -924,7 +834,6 @@
       </w:pPr>
       <w:r>
         <w:rPr>
-          <w:rFonts w:ascii="Aptos" w:hAnsi="Aptos" w:cs="Aptos" w:eastAsia="Aptos"/>
           <w:b/>
           <w:bCs/>
           <w:color w:val="000000"/>
@@ -945,7 +854,6 @@
       </w:pPr>
       <w:r>
         <w:rPr>
-          <w:rFonts w:ascii="Aptos" w:hAnsi="Aptos" w:cs="Aptos" w:eastAsia="Aptos"/>
           <w:b/>
           <w:bCs/>
           <w:color w:val="000000"/>
@@ -966,11 +874,11 @@
       </w:pPr>
       <w:r>
         <w:rPr>
-          <w:rFonts w:ascii="Aptos" w:hAnsi="Aptos" w:cs="Aptos" w:eastAsia="Aptos"/>
-          <w:b/>
-          <w:bCs/>
-          <w:color w:val="000000"/>
-        </w:rPr>
+          <w:b/>
+          <w:bCs/>
+          <w:color w:val="000000"/>
+        </w:rPr>
+        <w:lastRenderedPageBreak/>
         <w:t>Action:</w:t>
       </w:r>
     </w:p>
@@ -987,7 +895,6 @@
       </w:pPr>
       <w:r>
         <w:rPr>
-          <w:rFonts w:ascii="Aptos" w:hAnsi="Aptos" w:cs="Aptos" w:eastAsia="Aptos"/>
           <w:b/>
           <w:bCs/>
           <w:color w:val="000000"/>
@@ -1009,7 +916,6 @@
       </w:pPr>
       <w:r>
         <w:rPr>
-          <w:rFonts w:ascii="Aptos" w:hAnsi="Aptos" w:cs="Aptos" w:eastAsia="Aptos"/>
           <w:b/>
           <w:bCs/>
           <w:color w:val="000000"/>
@@ -1032,7 +938,6 @@
       </w:pPr>
       <w:r>
         <w:rPr>
-          <w:rFonts w:ascii="Aptos" w:hAnsi="Aptos" w:cs="Aptos" w:eastAsia="Aptos"/>
           <w:b/>
           <w:bCs/>
           <w:color w:val="000000"/>
@@ -1053,7 +958,6 @@
       </w:pPr>
       <w:r>
         <w:rPr>
-          <w:rFonts w:ascii="Aptos" w:hAnsi="Aptos" w:cs="Aptos" w:eastAsia="Aptos"/>
           <w:b/>
           <w:bCs/>
           <w:color w:val="000000"/>
@@ -1074,7 +978,6 @@
       </w:pPr>
       <w:r>
         <w:rPr>
-          <w:rFonts w:ascii="Aptos" w:hAnsi="Aptos" w:cs="Aptos" w:eastAsia="Aptos"/>
           <w:b/>
           <w:bCs/>
           <w:color w:val="000000"/>
@@ -1095,7 +998,6 @@
       </w:pPr>
       <w:r>
         <w:rPr>
-          <w:rFonts w:ascii="Aptos" w:hAnsi="Aptos" w:cs="Aptos" w:eastAsia="Aptos"/>
           <w:b/>
           <w:bCs/>
           <w:color w:val="000000"/>
@@ -1116,12 +1018,10 @@
       </w:pPr>
       <w:r>
         <w:rPr>
-          <w:rFonts w:ascii="Aptos" w:hAnsi="Aptos" w:cs="Aptos" w:eastAsia="Aptos"/>
-          <w:b/>
-          <w:bCs/>
-          <w:color w:val="000000"/>
-        </w:rPr>
-        <w:lastRenderedPageBreak/>
+          <w:b/>
+          <w:bCs/>
+          <w:color w:val="000000"/>
+        </w:rPr>
         <w:t>Action:</w:t>
       </w:r>
     </w:p>
@@ -1138,7 +1038,6 @@
       </w:pPr>
       <w:r>
         <w:rPr>
-          <w:rFonts w:ascii="Aptos" w:hAnsi="Aptos" w:cs="Aptos" w:eastAsia="Aptos"/>
           <w:b/>
           <w:bCs/>
           <w:color w:val="000000"/>
@@ -1160,7 +1059,6 @@
       </w:pPr>
       <w:r>
         <w:rPr>
-          <w:rFonts w:ascii="Aptos" w:hAnsi="Aptos" w:cs="Aptos" w:eastAsia="Aptos"/>
           <w:b/>
           <w:bCs/>
           <w:color w:val="000000"/>
@@ -1183,7 +1081,6 @@
       </w:pPr>
       <w:r>
         <w:rPr>
-          <w:rFonts w:ascii="Aptos" w:hAnsi="Aptos" w:cs="Aptos" w:eastAsia="Aptos"/>
           <w:b/>
           <w:bCs/>
           <w:color w:val="000000"/>
@@ -1204,7 +1101,6 @@
       </w:pPr>
       <w:r>
         <w:rPr>
-          <w:rFonts w:ascii="Aptos" w:hAnsi="Aptos" w:cs="Aptos" w:eastAsia="Aptos"/>
           <w:b/>
           <w:bCs/>
           <w:color w:val="000000"/>
@@ -1225,7 +1121,6 @@
       </w:pPr>
       <w:r>
         <w:rPr>
-          <w:rFonts w:ascii="Aptos" w:hAnsi="Aptos" w:cs="Aptos" w:eastAsia="Aptos"/>
           <w:b/>
           <w:bCs/>
           <w:color w:val="000000"/>
@@ -1246,7 +1141,6 @@
       </w:pPr>
       <w:r>
         <w:rPr>
-          <w:rFonts w:ascii="Aptos" w:hAnsi="Aptos" w:cs="Aptos" w:eastAsia="Aptos"/>
           <w:b/>
           <w:bCs/>
           <w:color w:val="000000"/>
@@ -1267,7 +1161,6 @@
       </w:pPr>
       <w:r>
         <w:rPr>
-          <w:rFonts w:ascii="Aptos" w:hAnsi="Aptos" w:cs="Aptos" w:eastAsia="Aptos"/>
           <w:b/>
           <w:bCs/>
           <w:color w:val="000000"/>
@@ -1288,7 +1181,6 @@
       </w:pPr>
       <w:r>
         <w:rPr>
-          <w:rFonts w:ascii="Aptos" w:hAnsi="Aptos" w:cs="Aptos" w:eastAsia="Aptos"/>
           <w:b/>
           <w:bCs/>
           <w:color w:val="000000"/>
@@ -1307,31 +1199,59 @@
 </w:document>
 </file>
 
+<file path=word/endnotes.xml><?xml version="1.0" encoding="utf-8"?>
+<w:endnotes xmlns:wpc="http://schemas.microsoft.com/office/word/2010/wordprocessingCanvas" xmlns:cx="http://schemas.microsoft.com/office/drawing/2014/chartex" xmlns:cx1="http://schemas.microsoft.com/office/drawing/2015/9/8/chartex" xmlns:cx2="http://schemas.microsoft.com/office/drawing/2015/10/21/chartex" xmlns:cx3="http://schemas.microsoft.com/office/drawing/2016/5/9/chartex" xmlns:cx4="http://schemas.microsoft.com/office/drawing/2016/5/10/chartex" xmlns:cx5="http://schemas.microsoft.com/office/drawing/2016/5/11/chartex" xmlns:cx6="http://schemas.microsoft.com/office/drawing/2016/5/12/chartex" xmlns:cx7="http://schemas.microsoft.com/office/drawing/2016/5/13/chartex" xmlns:cx8="http://schemas.microsoft.com/office/drawing/2016/5/14/chartex" xmlns:mc="http://schemas.openxmlformats.org/markup-compatibility/2006" xmlns:aink="http://schemas.microsoft.com/office/drawing/2016/ink" xmlns:am3d="http://schemas.microsoft.com/office/drawing/2017/model3d" xmlns:o="urn:schemas-microsoft-com:office:office" xmlns:oel="http://schemas.microsoft.com/office/2019/extlst" xmlns:r="http://schemas.openxmlformats.org/officeDocument/2006/relationships" xmlns:m="http://schemas.openxmlformats.org/officeDocument/2006/math" xmlns:v="urn:schemas-microsoft-com:vml" xmlns:wp14="http://schemas.microsoft.com/office/word/2010/wordprocessingDrawing" xmlns:wp="http://schemas.openxmlformats.org/drawingml/2006/wordprocessingDrawing" xmlns:w10="urn:schemas-microsoft-com:office:word" xmlns:w="http://schemas.openxmlformats.org/wordprocessingml/2006/main" xmlns:w14="http://schemas.microsoft.com/office/word/2010/wordml" xmlns:w15="http://schemas.microsoft.com/office/word/2012/wordml" xmlns:w16cei="http://schemas.microsoft.com/office/word/2026/wordml/cei" xmlns:w16cex="http://schemas.microsoft.com/office/word/2018/wordml/cex" xmlns:w16cid="http://schemas.microsoft.com/office/word/2016/wordml/cid" xmlns:w16="http://schemas.microsoft.com/office/word/2018/wordml" xmlns:w16du="http://schemas.microsoft.com/office/word/2023/wordml/word16du" xmlns:w16sdtdh="http://schemas.microsoft.com/office/word/2020/wordml/sdtdatahash" xmlns:w16sdtfl="http://schemas.microsoft.com/office/word/2024/wordml/sdtformatlock" xmlns:w16se="http://schemas.microsoft.com/office/word/2015/wordml/symex" xmlns:wpg="http://schemas.microsoft.com/office/word/2010/wordprocessingGroup" xmlns:wpi="http://schemas.microsoft.com/office/word/2010/wordprocessingInk" xmlns:wne="http://schemas.microsoft.com/office/word/2006/wordml" xmlns:wps="http://schemas.microsoft.com/office/word/2010/wordprocessingShape" mc:Ignorable="w14 w15 w16se w16cid w16 w16cex w16sdtdh w16sdtfl w16du wp14">
+  <w:endnote w:type="separator" w:id="-1">
+    <w:p>
+      <w:r>
+        <w:separator/>
+      </w:r>
+    </w:p>
+  </w:endnote>
+  <w:endnote w:type="continuationSeparator" w:id="0">
+    <w:p>
+      <w:r>
+        <w:continuationSeparator/>
+      </w:r>
+    </w:p>
+  </w:endnote>
+</w:endnotes>
+</file>
+
 <file path=word/footer1.xml><?xml version="1.0" encoding="utf-8"?>
-<w:ftr xmlns:m="http://schemas.openxmlformats.org/officeDocument/2006/math" xmlns:mc="http://schemas.openxmlformats.org/markup-compatibility/2006" xmlns:mo="http://schemas.microsoft.com/office/mac/office/2008/main" xmlns:mv="urn:schemas-microsoft-com:mac:vml" xmlns:o="urn:schemas-microsoft-com:office:office" xmlns:r="http://schemas.openxmlformats.org/officeDocument/2006/relationships" xmlns:v="urn:schemas-microsoft-com:vml" xmlns:w10="urn:schemas-microsoft-com:office:word" xmlns:w14="http://schemas.microsoft.com/office/word/2010/wordml" xmlns:w="http://schemas.openxmlformats.org/wordprocessingml/2006/main" xmlns:wne="http://schemas.microsoft.com/office/word/2006/wordml" xmlns:wp14="http://schemas.microsoft.com/office/word/2010/wordprocessingDrawing" xmlns:wp="http://schemas.openxmlformats.org/drawingml/2006/wordprocessingDrawing" xmlns:wpc="http://schemas.microsoft.com/office/word/2010/wordprocessingCanvas" xmlns:wpg="http://schemas.microsoft.com/office/word/2010/wordprocessingGroup" xmlns:wpi="http://schemas.microsoft.com/office/word/2010/wordprocessingInk" xmlns:wps="http://schemas.microsoft.com/office/word/2010/wordprocessingShape" mc:Ignorable="w14 wp14">
+<w:ftr xmlns:wpc="http://schemas.microsoft.com/office/word/2010/wordprocessingCanvas" xmlns:cx="http://schemas.microsoft.com/office/drawing/2014/chartex" xmlns:cx1="http://schemas.microsoft.com/office/drawing/2015/9/8/chartex" xmlns:cx2="http://schemas.microsoft.com/office/drawing/2015/10/21/chartex" xmlns:cx3="http://schemas.microsoft.com/office/drawing/2016/5/9/chartex" xmlns:cx4="http://schemas.microsoft.com/office/drawing/2016/5/10/chartex" xmlns:cx5="http://schemas.microsoft.com/office/drawing/2016/5/11/chartex" xmlns:cx6="http://schemas.microsoft.com/office/drawing/2016/5/12/chartex" xmlns:cx7="http://schemas.microsoft.com/office/drawing/2016/5/13/chartex" xmlns:cx8="http://schemas.microsoft.com/office/drawing/2016/5/14/chartex" xmlns:mc="http://schemas.openxmlformats.org/markup-compatibility/2006" xmlns:aink="http://schemas.microsoft.com/office/drawing/2016/ink" xmlns:am3d="http://schemas.microsoft.com/office/drawing/2017/model3d" xmlns:o="urn:schemas-microsoft-com:office:office" xmlns:oel="http://schemas.microsoft.com/office/2019/extlst" xmlns:r="http://schemas.openxmlformats.org/officeDocument/2006/relationships" xmlns:m="http://schemas.openxmlformats.org/officeDocument/2006/math" xmlns:v="urn:schemas-microsoft-com:vml" xmlns:wp14="http://schemas.microsoft.com/office/word/2010/wordprocessingDrawing" xmlns:wp="http://schemas.openxmlformats.org/drawingml/2006/wordprocessingDrawing" xmlns:w10="urn:schemas-microsoft-com:office:word" xmlns:w="http://schemas.openxmlformats.org/wordprocessingml/2006/main" xmlns:w14="http://schemas.microsoft.com/office/word/2010/wordml" xmlns:w15="http://schemas.microsoft.com/office/word/2012/wordml" xmlns:w16cei="http://schemas.microsoft.com/office/word/2026/wordml/cei" xmlns:w16cex="http://schemas.microsoft.com/office/word/2018/wordml/cex" xmlns:w16cid="http://schemas.microsoft.com/office/word/2016/wordml/cid" xmlns:w16="http://schemas.microsoft.com/office/word/2018/wordml" xmlns:w16du="http://schemas.microsoft.com/office/word/2023/wordml/word16du" xmlns:w16sdtdh="http://schemas.microsoft.com/office/word/2020/wordml/sdtdatahash" xmlns:w16sdtfl="http://schemas.microsoft.com/office/word/2024/wordml/sdtformatlock" xmlns:w16se="http://schemas.microsoft.com/office/word/2015/wordml/symex" xmlns:wpg="http://schemas.microsoft.com/office/word/2010/wordprocessingGroup" xmlns:wpi="http://schemas.microsoft.com/office/word/2010/wordprocessingInk" xmlns:wne="http://schemas.microsoft.com/office/word/2006/wordml" xmlns:wps="http://schemas.microsoft.com/office/word/2010/wordprocessingShape" mc:Ignorable="w14 w15 w16se w16cid w16 w16cex w16sdtdh w16sdtfl w16du wp14">
   <w:p>
-    <w:pPr>
-      <w:spacing w:line="240" w:lineRule="auto" w:before="0" w:after="0"/>
-      <w:jc w:val="left"/>
-    </w:pPr>
     <w:r>
       <w:rPr>
-        <w:rFonts w:ascii="Aptos" w:hAnsi="Aptos" w:eastAsia="Aptos" w:cs="Aptos"/>
         <w:sz w:val="18"/>
       </w:rPr>
       <w:t xml:space="preserve">From J.M. Larson and H.L. Stedge, </w:t>
     </w:r>
     <w:r>
       <w:rPr>
-        <w:rFonts w:ascii="Aptos" w:hAnsi="Aptos" w:eastAsia="Aptos" w:cs="Aptos"/>
         <w:i/>
         <w:sz w:val="18"/>
       </w:rPr>
-      <w:t>Clinical Simulations for the Athletic Trainer HKPropel Access</w:t>
+      <w:t xml:space="preserve">Clinical Simulations for the Athletic Trainer </w:t>
+    </w:r>
+    <w:proofErr w:type="spellStart"/>
+    <w:r>
+      <w:rPr>
+        <w:i/>
+        <w:sz w:val="18"/>
+      </w:rPr>
+      <w:t>HKPropel</w:t>
+    </w:r>
+    <w:proofErr w:type="spellEnd"/>
+    <w:r>
+      <w:rPr>
+        <w:i/>
+        <w:sz w:val="18"/>
+      </w:rPr>
+      <w:t xml:space="preserve"> Access</w:t>
     </w:r>
     <w:r>
       <w:rPr>
-        <w:rFonts w:ascii="Aptos" w:hAnsi="Aptos" w:eastAsia="Aptos" w:cs="Aptos"/>
         <w:sz w:val="18"/>
       </w:rPr>
       <w:t xml:space="preserve"> (Human Kinetics, 2027).</w:t>
@@ -1340,8 +1260,27 @@
 </w:ftr>
 </file>
 
+<file path=word/footnotes.xml><?xml version="1.0" encoding="utf-8"?>
+<w:footnotes xmlns:wpc="http://schemas.microsoft.com/office/word/2010/wordprocessingCanvas" xmlns:cx="http://schemas.microsoft.com/office/drawing/2014/chartex" xmlns:cx1="http://schemas.microsoft.com/office/drawing/2015/9/8/chartex" xmlns:cx2="http://schemas.microsoft.com/office/drawing/2015/10/21/chartex" xmlns:cx3="http://schemas.microsoft.com/office/drawing/2016/5/9/chartex" xmlns:cx4="http://schemas.microsoft.com/office/drawing/2016/5/10/chartex" xmlns:cx5="http://schemas.microsoft.com/office/drawing/2016/5/11/chartex" xmlns:cx6="http://schemas.microsoft.com/office/drawing/2016/5/12/chartex" xmlns:cx7="http://schemas.microsoft.com/office/drawing/2016/5/13/chartex" xmlns:cx8="http://schemas.microsoft.com/office/drawing/2016/5/14/chartex" xmlns:mc="http://schemas.openxmlformats.org/markup-compatibility/2006" xmlns:aink="http://schemas.microsoft.com/office/drawing/2016/ink" xmlns:am3d="http://schemas.microsoft.com/office/drawing/2017/model3d" xmlns:o="urn:schemas-microsoft-com:office:office" xmlns:oel="http://schemas.microsoft.com/office/2019/extlst" xmlns:r="http://schemas.openxmlformats.org/officeDocument/2006/relationships" xmlns:m="http://schemas.openxmlformats.org/officeDocument/2006/math" xmlns:v="urn:schemas-microsoft-com:vml" xmlns:wp14="http://schemas.microsoft.com/office/word/2010/wordprocessingDrawing" xmlns:wp="http://schemas.openxmlformats.org/drawingml/2006/wordprocessingDrawing" xmlns:w10="urn:schemas-microsoft-com:office:word" xmlns:w="http://schemas.openxmlformats.org/wordprocessingml/2006/main" xmlns:w14="http://schemas.microsoft.com/office/word/2010/wordml" xmlns:w15="http://schemas.microsoft.com/office/word/2012/wordml" xmlns:w16cei="http://schemas.microsoft.com/office/word/2026/wordml/cei" xmlns:w16cex="http://schemas.microsoft.com/office/word/2018/wordml/cex" xmlns:w16cid="http://schemas.microsoft.com/office/word/2016/wordml/cid" xmlns:w16="http://schemas.microsoft.com/office/word/2018/wordml" xmlns:w16du="http://schemas.microsoft.com/office/word/2023/wordml/word16du" xmlns:w16sdtdh="http://schemas.microsoft.com/office/word/2020/wordml/sdtdatahash" xmlns:w16sdtfl="http://schemas.microsoft.com/office/word/2024/wordml/sdtformatlock" xmlns:w16se="http://schemas.microsoft.com/office/word/2015/wordml/symex" xmlns:wpg="http://schemas.microsoft.com/office/word/2010/wordprocessingGroup" xmlns:wpi="http://schemas.microsoft.com/office/word/2010/wordprocessingInk" xmlns:wne="http://schemas.microsoft.com/office/word/2006/wordml" xmlns:wps="http://schemas.microsoft.com/office/word/2010/wordprocessingShape" mc:Ignorable="w14 w15 w16se w16cid w16 w16cex w16sdtdh w16sdtfl w16du wp14">
+  <w:footnote w:type="separator" w:id="-1">
+    <w:p>
+      <w:r>
+        <w:separator/>
+      </w:r>
+    </w:p>
+  </w:footnote>
+  <w:footnote w:type="continuationSeparator" w:id="0">
+    <w:p>
+      <w:r>
+        <w:continuationSeparator/>
+      </w:r>
+    </w:p>
+  </w:footnote>
+</w:footnotes>
+</file>
+
 <file path=word/numbering.xml><?xml version="1.0" encoding="utf-8"?>
-<w:numbering xmlns:wpc="http://schemas.microsoft.com/office/word/2010/wordprocessingCanvas" xmlns:cx="http://schemas.microsoft.com/office/drawing/2014/chartex" xmlns:cx1="http://schemas.microsoft.com/office/drawing/2015/9/8/chartex" xmlns:cx2="http://schemas.microsoft.com/office/drawing/2015/10/21/chartex" xmlns:cx3="http://schemas.microsoft.com/office/drawing/2016/5/9/chartex" xmlns:cx4="http://schemas.microsoft.com/office/drawing/2016/5/10/chartex" xmlns:cx5="http://schemas.microsoft.com/office/drawing/2016/5/11/chartex" xmlns:cx6="http://schemas.microsoft.com/office/drawing/2016/5/12/chartex" xmlns:cx7="http://schemas.microsoft.com/office/drawing/2016/5/13/chartex" xmlns:cx8="http://schemas.microsoft.com/office/drawing/2016/5/14/chartex" xmlns:mc="http://schemas.openxmlformats.org/markup-compatibility/2006" xmlns:aink="http://schemas.microsoft.com/office/drawing/2016/ink" xmlns:am3d="http://schemas.microsoft.com/office/drawing/2017/model3d" xmlns:o="urn:schemas-microsoft-com:office:office" xmlns:oel="http://schemas.microsoft.com/office/2019/extlst" xmlns:r="http://schemas.openxmlformats.org/officeDocument/2006/relationships" xmlns:m="http://schemas.openxmlformats.org/officeDocument/2006/math" xmlns:v="urn:schemas-microsoft-com:vml" xmlns:wp14="http://schemas.microsoft.com/office/word/2010/wordprocessingDrawing" xmlns:wp="http://schemas.openxmlformats.org/drawingml/2006/wordprocessingDrawing" xmlns:w10="urn:schemas-microsoft-com:office:word" xmlns:w="http://schemas.openxmlformats.org/wordprocessingml/2006/main" xmlns:w14="http://schemas.microsoft.com/office/word/2010/wordml" xmlns:w15="http://schemas.microsoft.com/office/word/2012/wordml" xmlns:w16cex="http://schemas.microsoft.com/office/word/2018/wordml/cex" xmlns:w16cid="http://schemas.microsoft.com/office/word/2016/wordml/cid" xmlns:w16="http://schemas.microsoft.com/office/word/2018/wordml" xmlns:w16du="http://schemas.microsoft.com/office/word/2023/wordml/word16du" xmlns:w16sdtdh="http://schemas.microsoft.com/office/word/2020/wordml/sdtdatahash" xmlns:w16sdtfl="http://schemas.microsoft.com/office/word/2024/wordml/sdtformatlock" xmlns:w16se="http://schemas.microsoft.com/office/word/2015/wordml/symex" xmlns:wpg="http://schemas.microsoft.com/office/word/2010/wordprocessingGroup" xmlns:wpi="http://schemas.microsoft.com/office/word/2010/wordprocessingInk" xmlns:wne="http://schemas.microsoft.com/office/word/2006/wordml" xmlns:wps="http://schemas.microsoft.com/office/word/2010/wordprocessingShape" mc:Ignorable="w14 w15 w16se w16cid w16 w16cex w16sdtdh w16sdtfl w16du wp14">
+<w:numbering xmlns:wpc="http://schemas.microsoft.com/office/word/2010/wordprocessingCanvas" xmlns:cx="http://schemas.microsoft.com/office/drawing/2014/chartex" xmlns:cx1="http://schemas.microsoft.com/office/drawing/2015/9/8/chartex" xmlns:cx2="http://schemas.microsoft.com/office/drawing/2015/10/21/chartex" xmlns:cx3="http://schemas.microsoft.com/office/drawing/2016/5/9/chartex" xmlns:cx4="http://schemas.microsoft.com/office/drawing/2016/5/10/chartex" xmlns:cx5="http://schemas.microsoft.com/office/drawing/2016/5/11/chartex" xmlns:cx6="http://schemas.microsoft.com/office/drawing/2016/5/12/chartex" xmlns:cx7="http://schemas.microsoft.com/office/drawing/2016/5/13/chartex" xmlns:cx8="http://schemas.microsoft.com/office/drawing/2016/5/14/chartex" xmlns:mc="http://schemas.openxmlformats.org/markup-compatibility/2006" xmlns:aink="http://schemas.microsoft.com/office/drawing/2016/ink" xmlns:am3d="http://schemas.microsoft.com/office/drawing/2017/model3d" xmlns:o="urn:schemas-microsoft-com:office:office" xmlns:oel="http://schemas.microsoft.com/office/2019/extlst" xmlns:r="http://schemas.openxmlformats.org/officeDocument/2006/relationships" xmlns:m="http://schemas.openxmlformats.org/officeDocument/2006/math" xmlns:v="urn:schemas-microsoft-com:vml" xmlns:wp14="http://schemas.microsoft.com/office/word/2010/wordprocessingDrawing" xmlns:wp="http://schemas.openxmlformats.org/drawingml/2006/wordprocessingDrawing" xmlns:w10="urn:schemas-microsoft-com:office:word" xmlns:w="http://schemas.openxmlformats.org/wordprocessingml/2006/main" xmlns:w14="http://schemas.microsoft.com/office/word/2010/wordml" xmlns:w15="http://schemas.microsoft.com/office/word/2012/wordml" xmlns:w16cei="http://schemas.microsoft.com/office/word/2026/wordml/cei" xmlns:w16cex="http://schemas.microsoft.com/office/word/2018/wordml/cex" xmlns:w16cid="http://schemas.microsoft.com/office/word/2016/wordml/cid" xmlns:w16="http://schemas.microsoft.com/office/word/2018/wordml" xmlns:w16du="http://schemas.microsoft.com/office/word/2023/wordml/word16du" xmlns:w16sdtdh="http://schemas.microsoft.com/office/word/2020/wordml/sdtdatahash" xmlns:w16sdtfl="http://schemas.microsoft.com/office/word/2024/wordml/sdtformatlock" xmlns:w16se="http://schemas.microsoft.com/office/word/2015/wordml/symex" xmlns:wpg="http://schemas.microsoft.com/office/word/2010/wordprocessingGroup" xmlns:wpi="http://schemas.microsoft.com/office/word/2010/wordprocessingInk" xmlns:wne="http://schemas.microsoft.com/office/word/2006/wordml" xmlns:wps="http://schemas.microsoft.com/office/word/2010/wordprocessingShape" mc:Ignorable="w14 w15 w16se w16cid w16 w16cex w16sdtdh w16sdtfl w16du wp14">
   <w:abstractNum w:abstractNumId="0" w15:restartNumberingAfterBreak="0">
     <w:nsid w:val="114F3F32"/>
     <w:multiLevelType w:val="hybridMultilevel"/>
@@ -1950,7 +1889,7 @@
     <w:name w:val="Normal"/>
     <w:qFormat/>
     <w:rPr>
-      <w:rFonts w:ascii="Aptos" w:hAnsi="Aptos" w:eastAsia="Aptos" w:cs="Aptos"/>
+      <w:rFonts w:ascii="Aptos" w:eastAsia="Aptos" w:hAnsi="Aptos" w:cs="Aptos"/>
     </w:rPr>
   </w:style>
   <w:style w:type="paragraph" w:styleId="Heading1">

--- a/assets/downloads/simulation-16/presimulation-activity-2-medications.docx
+++ b/assets/downloads/simulation-16/presimulation-activity-2-medications.docx
@@ -5,25 +5,55 @@
     <w:p>
       <w:pPr>
         <w:pStyle w:val="Heading1"/>
-      </w:pPr>
-      <w:proofErr w:type="spellStart"/>
-      <w:r>
-        <w:t>Presimulation</w:t>
-      </w:r>
-      <w:proofErr w:type="spellEnd"/>
-      <w:r>
-        <w:t xml:space="preserve"> Activity</w:t>
-      </w:r>
-      <w:r>
+        <w:spacing w:line="480" w:lineRule="auto"/>
+        <w:rPr>
+          <w:rFonts w:ascii="Times New Roman" w:hAnsi="Times New Roman" w:cs="Times New Roman"/>
+          <w:color w:val="000000"/>
+        </w:rPr>
+      </w:pPr>
+      <w:r>
+        <w:rPr>
+          <w:rFonts w:ascii="Aptos" w:hAnsi="Aptos" w:cs="Aptos" w:eastAsia="Aptos"/>
+          <w:color w:val="000000"/>
+          <w:sz w:val="40"/>
+          <w:szCs w:val="40"/>
+        </w:rPr>
+        <w:t>Presimulation Activity</w:t>
+      </w:r>
+      <w:r>
+        <w:rPr>
+          <w:rFonts w:ascii="Aptos" w:hAnsi="Aptos" w:cs="Aptos" w:eastAsia="Aptos"/>
+          <w:color w:val="000000"/>
+          <w:sz w:val="40"/>
+          <w:szCs w:val="40"/>
+        </w:rPr>
         <w:t xml:space="preserve"> </w:t>
       </w:r>
       <w:r>
+        <w:rPr>
+          <w:rFonts w:ascii="Aptos" w:hAnsi="Aptos" w:cs="Aptos" w:eastAsia="Aptos"/>
+          <w:color w:val="000000"/>
+          <w:sz w:val="40"/>
+          <w:szCs w:val="40"/>
+        </w:rPr>
         <w:t>2</w:t>
       </w:r>
       <w:r>
+        <w:rPr>
+          <w:rFonts w:ascii="Aptos" w:hAnsi="Aptos" w:cs="Aptos" w:eastAsia="Aptos"/>
+          <w:color w:val="000000"/>
+          <w:sz w:val="40"/>
+          <w:szCs w:val="40"/>
+        </w:rPr>
         <w:t>:</w:t>
       </w:r>
       <w:r>
+        <w:rPr>
+          <w:rFonts w:ascii="Aptos" w:hAnsi="Aptos" w:cs="Aptos" w:eastAsia="Aptos"/>
+          <w:color w:val="000000"/>
+          <w:sz w:val="40"/>
+          <w:szCs w:val="40"/>
+        </w:rPr>
         <w:t xml:space="preserve"> Medications</w:t>
       </w:r>
     </w:p>
@@ -37,6 +67,7 @@
       </w:pPr>
       <w:r>
         <w:rPr>
+          <w:rFonts w:ascii="Aptos" w:hAnsi="Aptos" w:cs="Aptos" w:eastAsia="Aptos"/>
           <w:color w:val="000000"/>
         </w:rPr>
         <w:t>For these commonly used medications, please find the following information applicable to your setting and future HCP licensure.</w:t>
@@ -56,6 +87,7 @@
       </w:pPr>
       <w:r>
         <w:rPr>
+          <w:rFonts w:ascii="Aptos" w:hAnsi="Aptos" w:cs="Aptos" w:eastAsia="Aptos"/>
           <w:b/>
           <w:bCs/>
           <w:color w:val="000000"/>
@@ -78,10 +110,12 @@
       </w:pPr>
       <w:r>
         <w:rPr>
-          <w:b/>
-          <w:bCs/>
-          <w:color w:val="000000"/>
-        </w:rPr>
+          <w:rFonts w:ascii="Aptos" w:hAnsi="Aptos" w:cs="Aptos" w:eastAsia="Aptos"/>
+          <w:b/>
+          <w:bCs/>
+          <w:color w:val="000000"/>
+        </w:rPr>
+        <w:lastRenderedPageBreak/>
         <w:t>Indications:</w:t>
       </w:r>
     </w:p>
@@ -98,6 +132,7 @@
       </w:pPr>
       <w:r>
         <w:rPr>
+          <w:rFonts w:ascii="Aptos" w:hAnsi="Aptos" w:cs="Aptos" w:eastAsia="Aptos"/>
           <w:b/>
           <w:bCs/>
           <w:color w:val="000000"/>
@@ -118,6 +153,7 @@
       </w:pPr>
       <w:r>
         <w:rPr>
+          <w:rFonts w:ascii="Aptos" w:hAnsi="Aptos" w:cs="Aptos" w:eastAsia="Aptos"/>
           <w:b/>
           <w:bCs/>
           <w:color w:val="000000"/>
@@ -138,6 +174,7 @@
       </w:pPr>
       <w:r>
         <w:rPr>
+          <w:rFonts w:ascii="Aptos" w:hAnsi="Aptos" w:cs="Aptos" w:eastAsia="Aptos"/>
           <w:b/>
           <w:bCs/>
           <w:color w:val="000000"/>
@@ -158,6 +195,7 @@
       </w:pPr>
       <w:r>
         <w:rPr>
+          <w:rFonts w:ascii="Aptos" w:hAnsi="Aptos" w:cs="Aptos" w:eastAsia="Aptos"/>
           <w:b/>
           <w:bCs/>
           <w:color w:val="000000"/>
@@ -178,6 +216,7 @@
       </w:pPr>
       <w:r>
         <w:rPr>
+          <w:rFonts w:ascii="Aptos" w:hAnsi="Aptos" w:cs="Aptos" w:eastAsia="Aptos"/>
           <w:b/>
           <w:bCs/>
           <w:color w:val="000000"/>
@@ -199,6 +238,7 @@
       </w:pPr>
       <w:r>
         <w:rPr>
+          <w:rFonts w:ascii="Aptos" w:hAnsi="Aptos" w:cs="Aptos" w:eastAsia="Aptos"/>
           <w:b/>
           <w:bCs/>
           <w:color w:val="000000"/>
@@ -221,6 +261,7 @@
       </w:pPr>
       <w:r>
         <w:rPr>
+          <w:rFonts w:ascii="Aptos" w:hAnsi="Aptos" w:cs="Aptos" w:eastAsia="Aptos"/>
           <w:b/>
           <w:bCs/>
           <w:color w:val="000000"/>
@@ -241,6 +282,7 @@
       </w:pPr>
       <w:r>
         <w:rPr>
+          <w:rFonts w:ascii="Aptos" w:hAnsi="Aptos" w:cs="Aptos" w:eastAsia="Aptos"/>
           <w:b/>
           <w:bCs/>
           <w:color w:val="000000"/>
@@ -261,6 +303,7 @@
       </w:pPr>
       <w:r>
         <w:rPr>
+          <w:rFonts w:ascii="Aptos" w:hAnsi="Aptos" w:cs="Aptos" w:eastAsia="Aptos"/>
           <w:b/>
           <w:bCs/>
           <w:color w:val="000000"/>
@@ -281,6 +324,7 @@
       </w:pPr>
       <w:r>
         <w:rPr>
+          <w:rFonts w:ascii="Aptos" w:hAnsi="Aptos" w:cs="Aptos" w:eastAsia="Aptos"/>
           <w:b/>
           <w:bCs/>
           <w:color w:val="000000"/>
@@ -301,6 +345,7 @@
       </w:pPr>
       <w:r>
         <w:rPr>
+          <w:rFonts w:ascii="Aptos" w:hAnsi="Aptos" w:cs="Aptos" w:eastAsia="Aptos"/>
           <w:b/>
           <w:bCs/>
           <w:color w:val="000000"/>
@@ -321,6 +366,7 @@
       </w:pPr>
       <w:r>
         <w:rPr>
+          <w:rFonts w:ascii="Aptos" w:hAnsi="Aptos" w:cs="Aptos" w:eastAsia="Aptos"/>
           <w:b/>
           <w:bCs/>
           <w:color w:val="000000"/>
@@ -342,6 +388,7 @@
       </w:pPr>
       <w:r>
         <w:rPr>
+          <w:rFonts w:ascii="Aptos" w:hAnsi="Aptos" w:cs="Aptos" w:eastAsia="Aptos"/>
           <w:b/>
           <w:bCs/>
           <w:color w:val="000000"/>
@@ -364,6 +411,7 @@
       </w:pPr>
       <w:r>
         <w:rPr>
+          <w:rFonts w:ascii="Aptos" w:hAnsi="Aptos" w:cs="Aptos" w:eastAsia="Aptos"/>
           <w:b/>
           <w:bCs/>
           <w:color w:val="000000"/>
@@ -384,6 +432,7 @@
       </w:pPr>
       <w:r>
         <w:rPr>
+          <w:rFonts w:ascii="Aptos" w:hAnsi="Aptos" w:cs="Aptos" w:eastAsia="Aptos"/>
           <w:b/>
           <w:bCs/>
           <w:color w:val="000000"/>
@@ -404,6 +453,7 @@
       </w:pPr>
       <w:r>
         <w:rPr>
+          <w:rFonts w:ascii="Aptos" w:hAnsi="Aptos" w:cs="Aptos" w:eastAsia="Aptos"/>
           <w:b/>
           <w:bCs/>
           <w:color w:val="000000"/>
@@ -424,11 +474,11 @@
       </w:pPr>
       <w:r>
         <w:rPr>
-          <w:b/>
-          <w:bCs/>
-          <w:color w:val="000000"/>
-        </w:rPr>
-        <w:lastRenderedPageBreak/>
+          <w:rFonts w:ascii="Aptos" w:hAnsi="Aptos" w:cs="Aptos" w:eastAsia="Aptos"/>
+          <w:b/>
+          <w:bCs/>
+          <w:color w:val="000000"/>
+        </w:rPr>
         <w:t>Adverse reactions:</w:t>
       </w:r>
     </w:p>
@@ -445,6 +495,7 @@
       </w:pPr>
       <w:r>
         <w:rPr>
+          <w:rFonts w:ascii="Aptos" w:hAnsi="Aptos" w:cs="Aptos" w:eastAsia="Aptos"/>
           <w:b/>
           <w:bCs/>
           <w:color w:val="000000"/>
@@ -465,6 +516,7 @@
       </w:pPr>
       <w:r>
         <w:rPr>
+          <w:rFonts w:ascii="Aptos" w:hAnsi="Aptos" w:cs="Aptos" w:eastAsia="Aptos"/>
           <w:b/>
           <w:bCs/>
           <w:color w:val="000000"/>
@@ -486,6 +538,7 @@
       </w:pPr>
       <w:r>
         <w:rPr>
+          <w:rFonts w:ascii="Aptos" w:hAnsi="Aptos" w:cs="Aptos" w:eastAsia="Aptos"/>
           <w:b/>
           <w:bCs/>
           <w:color w:val="000000"/>
@@ -508,6 +561,7 @@
       </w:pPr>
       <w:r>
         <w:rPr>
+          <w:rFonts w:ascii="Aptos" w:hAnsi="Aptos" w:cs="Aptos" w:eastAsia="Aptos"/>
           <w:b/>
           <w:bCs/>
           <w:color w:val="000000"/>
@@ -528,6 +582,7 @@
       </w:pPr>
       <w:r>
         <w:rPr>
+          <w:rFonts w:ascii="Aptos" w:hAnsi="Aptos" w:cs="Aptos" w:eastAsia="Aptos"/>
           <w:b/>
           <w:bCs/>
           <w:color w:val="000000"/>
@@ -548,10 +603,12 @@
       </w:pPr>
       <w:r>
         <w:rPr>
-          <w:b/>
-          <w:bCs/>
-          <w:color w:val="000000"/>
-        </w:rPr>
+          <w:rFonts w:ascii="Aptos" w:hAnsi="Aptos" w:cs="Aptos" w:eastAsia="Aptos"/>
+          <w:b/>
+          <w:bCs/>
+          <w:color w:val="000000"/>
+        </w:rPr>
+        <w:lastRenderedPageBreak/>
         <w:t>Dose:</w:t>
       </w:r>
     </w:p>
@@ -568,6 +625,7 @@
       </w:pPr>
       <w:r>
         <w:rPr>
+          <w:rFonts w:ascii="Aptos" w:hAnsi="Aptos" w:cs="Aptos" w:eastAsia="Aptos"/>
           <w:b/>
           <w:bCs/>
           <w:color w:val="000000"/>
@@ -588,6 +646,7 @@
       </w:pPr>
       <w:r>
         <w:rPr>
+          <w:rFonts w:ascii="Aptos" w:hAnsi="Aptos" w:cs="Aptos" w:eastAsia="Aptos"/>
           <w:b/>
           <w:bCs/>
           <w:color w:val="000000"/>
@@ -608,6 +667,7 @@
       </w:pPr>
       <w:r>
         <w:rPr>
+          <w:rFonts w:ascii="Aptos" w:hAnsi="Aptos" w:cs="Aptos" w:eastAsia="Aptos"/>
           <w:b/>
           <w:bCs/>
           <w:color w:val="000000"/>
@@ -629,6 +689,7 @@
       </w:pPr>
       <w:r>
         <w:rPr>
+          <w:rFonts w:ascii="Aptos" w:hAnsi="Aptos" w:cs="Aptos" w:eastAsia="Aptos"/>
           <w:b/>
           <w:bCs/>
           <w:color w:val="000000"/>
@@ -651,6 +712,7 @@
       </w:pPr>
       <w:r>
         <w:rPr>
+          <w:rFonts w:ascii="Aptos" w:hAnsi="Aptos" w:cs="Aptos" w:eastAsia="Aptos"/>
           <w:b/>
           <w:bCs/>
           <w:color w:val="000000"/>
@@ -671,6 +733,7 @@
       </w:pPr>
       <w:r>
         <w:rPr>
+          <w:rFonts w:ascii="Aptos" w:hAnsi="Aptos" w:cs="Aptos" w:eastAsia="Aptos"/>
           <w:b/>
           <w:bCs/>
           <w:color w:val="000000"/>
@@ -691,6 +754,7 @@
       </w:pPr>
       <w:r>
         <w:rPr>
+          <w:rFonts w:ascii="Aptos" w:hAnsi="Aptos" w:cs="Aptos" w:eastAsia="Aptos"/>
           <w:b/>
           <w:bCs/>
           <w:color w:val="000000"/>
@@ -711,6 +775,7 @@
       </w:pPr>
       <w:r>
         <w:rPr>
+          <w:rFonts w:ascii="Aptos" w:hAnsi="Aptos" w:cs="Aptos" w:eastAsia="Aptos"/>
           <w:b/>
           <w:bCs/>
           <w:color w:val="000000"/>
@@ -731,6 +796,7 @@
       </w:pPr>
       <w:r>
         <w:rPr>
+          <w:rFonts w:ascii="Aptos" w:hAnsi="Aptos" w:cs="Aptos" w:eastAsia="Aptos"/>
           <w:b/>
           <w:bCs/>
           <w:color w:val="000000"/>
@@ -751,6 +817,7 @@
       </w:pPr>
       <w:r>
         <w:rPr>
+          <w:rFonts w:ascii="Aptos" w:hAnsi="Aptos" w:cs="Aptos" w:eastAsia="Aptos"/>
           <w:b/>
           <w:bCs/>
           <w:color w:val="000000"/>
@@ -772,6 +839,7 @@
       </w:pPr>
       <w:r>
         <w:rPr>
+          <w:rFonts w:ascii="Aptos" w:hAnsi="Aptos" w:cs="Aptos" w:eastAsia="Aptos"/>
           <w:b/>
           <w:bCs/>
           <w:color w:val="000000"/>
@@ -794,6 +862,7 @@
       </w:pPr>
       <w:r>
         <w:rPr>
+          <w:rFonts w:ascii="Aptos" w:hAnsi="Aptos" w:cs="Aptos" w:eastAsia="Aptos"/>
           <w:b/>
           <w:bCs/>
           <w:color w:val="000000"/>
@@ -814,6 +883,7 @@
       </w:pPr>
       <w:r>
         <w:rPr>
+          <w:rFonts w:ascii="Aptos" w:hAnsi="Aptos" w:cs="Aptos" w:eastAsia="Aptos"/>
           <w:b/>
           <w:bCs/>
           <w:color w:val="000000"/>
@@ -834,6 +904,7 @@
       </w:pPr>
       <w:r>
         <w:rPr>
+          <w:rFonts w:ascii="Aptos" w:hAnsi="Aptos" w:cs="Aptos" w:eastAsia="Aptos"/>
           <w:b/>
           <w:bCs/>
           <w:color w:val="000000"/>
@@ -854,6 +925,7 @@
       </w:pPr>
       <w:r>
         <w:rPr>
+          <w:rFonts w:ascii="Aptos" w:hAnsi="Aptos" w:cs="Aptos" w:eastAsia="Aptos"/>
           <w:b/>
           <w:bCs/>
           <w:color w:val="000000"/>
@@ -874,6 +946,157 @@
       </w:pPr>
       <w:r>
         <w:rPr>
+          <w:rFonts w:ascii="Aptos" w:hAnsi="Aptos" w:cs="Aptos" w:eastAsia="Aptos"/>
+          <w:b/>
+          <w:bCs/>
+          <w:color w:val="000000"/>
+        </w:rPr>
+        <w:t>Action:</w:t>
+      </w:r>
+    </w:p>
+    <w:p>
+      <w:pPr>
+        <w:spacing w:line="480" w:lineRule="auto"/>
+        <w:ind w:left="360"/>
+        <w:rPr>
+          <w:rFonts w:ascii="Times New Roman" w:hAnsi="Times New Roman" w:cs="Times New Roman"/>
+          <w:b/>
+          <w:bCs/>
+          <w:color w:val="000000"/>
+        </w:rPr>
+      </w:pPr>
+      <w:r>
+        <w:rPr>
+          <w:rFonts w:ascii="Aptos" w:hAnsi="Aptos" w:cs="Aptos" w:eastAsia="Aptos"/>
+          <w:b/>
+          <w:bCs/>
+          <w:color w:val="000000"/>
+        </w:rPr>
+        <w:t>Athlete use restrictions and other considerations:</w:t>
+      </w:r>
+    </w:p>
+    <w:p>
+      <w:pPr>
+        <w:spacing w:line="480" w:lineRule="auto"/>
+        <w:rPr>
+          <w:rFonts w:ascii="Times New Roman" w:hAnsi="Times New Roman" w:cs="Times New Roman"/>
+          <w:b/>
+          <w:bCs/>
+          <w:color w:val="000000"/>
+          <w:sz w:val="26"/>
+          <w:szCs w:val="26"/>
+        </w:rPr>
+      </w:pPr>
+      <w:r>
+        <w:rPr>
+          <w:rFonts w:ascii="Aptos" w:hAnsi="Aptos" w:cs="Aptos" w:eastAsia="Aptos"/>
+          <w:b/>
+          <w:bCs/>
+          <w:color w:val="000000"/>
+          <w:sz w:val="26"/>
+          <w:szCs w:val="26"/>
+        </w:rPr>
+        <w:t>Diphenhydramine</w:t>
+      </w:r>
+    </w:p>
+    <w:p>
+      <w:pPr>
+        <w:spacing w:line="480" w:lineRule="auto"/>
+        <w:ind w:left="720" w:hanging="360"/>
+        <w:rPr>
+          <w:rFonts w:ascii="Times New Roman" w:hAnsi="Times New Roman" w:cs="Times New Roman"/>
+          <w:b/>
+          <w:bCs/>
+          <w:color w:val="000000"/>
+        </w:rPr>
+      </w:pPr>
+      <w:r>
+        <w:rPr>
+          <w:rFonts w:ascii="Aptos" w:hAnsi="Aptos" w:cs="Aptos" w:eastAsia="Aptos"/>
+          <w:b/>
+          <w:bCs/>
+          <w:color w:val="000000"/>
+        </w:rPr>
+        <w:t>Indications:</w:t>
+      </w:r>
+    </w:p>
+    <w:p>
+      <w:pPr>
+        <w:spacing w:line="480" w:lineRule="auto"/>
+        <w:ind w:left="720" w:hanging="360"/>
+        <w:rPr>
+          <w:rFonts w:ascii="Times New Roman" w:hAnsi="Times New Roman" w:cs="Times New Roman"/>
+          <w:b/>
+          <w:bCs/>
+          <w:color w:val="000000"/>
+        </w:rPr>
+      </w:pPr>
+      <w:r>
+        <w:rPr>
+          <w:rFonts w:ascii="Aptos" w:hAnsi="Aptos" w:cs="Aptos" w:eastAsia="Aptos"/>
+          <w:b/>
+          <w:bCs/>
+          <w:color w:val="000000"/>
+        </w:rPr>
+        <w:t>Contraindications:</w:t>
+      </w:r>
+    </w:p>
+    <w:p>
+      <w:pPr>
+        <w:spacing w:line="480" w:lineRule="auto"/>
+        <w:ind w:left="720" w:hanging="360"/>
+        <w:rPr>
+          <w:rFonts w:ascii="Times New Roman" w:hAnsi="Times New Roman" w:cs="Times New Roman"/>
+          <w:b/>
+          <w:bCs/>
+          <w:color w:val="000000"/>
+        </w:rPr>
+      </w:pPr>
+      <w:r>
+        <w:rPr>
+          <w:rFonts w:ascii="Aptos" w:hAnsi="Aptos" w:cs="Aptos" w:eastAsia="Aptos"/>
+          <w:b/>
+          <w:bCs/>
+          <w:color w:val="000000"/>
+        </w:rPr>
+        <w:t>Dose:</w:t>
+      </w:r>
+    </w:p>
+    <w:p>
+      <w:pPr>
+        <w:spacing w:line="480" w:lineRule="auto"/>
+        <w:ind w:left="720" w:hanging="360"/>
+        <w:rPr>
+          <w:rFonts w:ascii="Times New Roman" w:hAnsi="Times New Roman" w:cs="Times New Roman"/>
+          <w:b/>
+          <w:bCs/>
+          <w:color w:val="000000"/>
+        </w:rPr>
+      </w:pPr>
+      <w:r>
+        <w:rPr>
+          <w:rFonts w:ascii="Aptos" w:hAnsi="Aptos" w:cs="Aptos" w:eastAsia="Aptos"/>
+          <w:b/>
+          <w:bCs/>
+          <w:color w:val="000000"/>
+        </w:rPr>
+        <w:t>Adverse reactions:</w:t>
+      </w:r>
+    </w:p>
+    <w:p>
+      <w:pPr>
+        <w:spacing w:line="480" w:lineRule="auto"/>
+        <w:ind w:left="720" w:hanging="360"/>
+        <w:rPr>
+          <w:rFonts w:ascii="Times New Roman" w:hAnsi="Times New Roman" w:cs="Times New Roman"/>
+          <w:b/>
+          <w:bCs/>
+          <w:color w:val="000000"/>
+        </w:rPr>
+      </w:pPr>
+      <w:r>
+        <w:rPr>
+          <w:rFonts w:ascii="Aptos" w:hAnsi="Aptos" w:cs="Aptos" w:eastAsia="Aptos"/>
           <w:b/>
           <w:bCs/>
           <w:color w:val="000000"/>
@@ -895,6 +1118,7 @@
       </w:pPr>
       <w:r>
         <w:rPr>
+          <w:rFonts w:ascii="Aptos" w:hAnsi="Aptos" w:cs="Aptos" w:eastAsia="Aptos"/>
           <w:b/>
           <w:bCs/>
           <w:color w:val="000000"/>
@@ -916,28 +1140,30 @@
       </w:pPr>
       <w:r>
         <w:rPr>
+          <w:rFonts w:ascii="Aptos" w:hAnsi="Aptos" w:cs="Aptos" w:eastAsia="Aptos"/>
           <w:b/>
           <w:bCs/>
           <w:color w:val="000000"/>
           <w:sz w:val="26"/>
           <w:szCs w:val="26"/>
         </w:rPr>
-        <w:t>Diphenhydramine</w:t>
-      </w:r>
-    </w:p>
-    <w:p>
-      <w:pPr>
-        <w:spacing w:line="480" w:lineRule="auto"/>
-        <w:ind w:left="720" w:hanging="360"/>
-        <w:rPr>
-          <w:rFonts w:ascii="Times New Roman" w:hAnsi="Times New Roman" w:cs="Times New Roman"/>
-          <w:b/>
-          <w:bCs/>
-          <w:color w:val="000000"/>
-        </w:rPr>
-      </w:pPr>
-      <w:r>
-        <w:rPr>
+        <w:t>Ketorolac</w:t>
+      </w:r>
+    </w:p>
+    <w:p>
+      <w:pPr>
+        <w:spacing w:line="480" w:lineRule="auto"/>
+        <w:ind w:left="720" w:hanging="360"/>
+        <w:rPr>
+          <w:rFonts w:ascii="Times New Roman" w:hAnsi="Times New Roman" w:cs="Times New Roman"/>
+          <w:b/>
+          <w:bCs/>
+          <w:color w:val="000000"/>
+        </w:rPr>
+      </w:pPr>
+      <w:r>
+        <w:rPr>
+          <w:rFonts w:ascii="Aptos" w:hAnsi="Aptos" w:cs="Aptos" w:eastAsia="Aptos"/>
           <w:b/>
           <w:bCs/>
           <w:color w:val="000000"/>
@@ -958,6 +1184,7 @@
       </w:pPr>
       <w:r>
         <w:rPr>
+          <w:rFonts w:ascii="Aptos" w:hAnsi="Aptos" w:cs="Aptos" w:eastAsia="Aptos"/>
           <w:b/>
           <w:bCs/>
           <w:color w:val="000000"/>
@@ -978,6 +1205,7 @@
       </w:pPr>
       <w:r>
         <w:rPr>
+          <w:rFonts w:ascii="Aptos" w:hAnsi="Aptos" w:cs="Aptos" w:eastAsia="Aptos"/>
           <w:b/>
           <w:bCs/>
           <w:color w:val="000000"/>
@@ -998,6 +1226,7 @@
       </w:pPr>
       <w:r>
         <w:rPr>
+          <w:rFonts w:ascii="Aptos" w:hAnsi="Aptos" w:cs="Aptos" w:eastAsia="Aptos"/>
           <w:b/>
           <w:bCs/>
           <w:color w:val="000000"/>
@@ -1018,6 +1247,7 @@
       </w:pPr>
       <w:r>
         <w:rPr>
+          <w:rFonts w:ascii="Aptos" w:hAnsi="Aptos" w:cs="Aptos" w:eastAsia="Aptos"/>
           <w:b/>
           <w:bCs/>
           <w:color w:val="000000"/>
@@ -1038,6 +1268,7 @@
       </w:pPr>
       <w:r>
         <w:rPr>
+          <w:rFonts w:ascii="Aptos" w:hAnsi="Aptos" w:cs="Aptos" w:eastAsia="Aptos"/>
           <w:b/>
           <w:bCs/>
           <w:color w:val="000000"/>
@@ -1045,151 +1276,8 @@
         <w:t>Athlete use restrictions and other considerations:</w:t>
       </w:r>
     </w:p>
-    <w:p>
-      <w:pPr>
-        <w:spacing w:line="480" w:lineRule="auto"/>
-        <w:rPr>
-          <w:rFonts w:ascii="Times New Roman" w:hAnsi="Times New Roman" w:cs="Times New Roman"/>
-          <w:b/>
-          <w:bCs/>
-          <w:color w:val="000000"/>
-          <w:sz w:val="26"/>
-          <w:szCs w:val="26"/>
-        </w:rPr>
-      </w:pPr>
-      <w:r>
-        <w:rPr>
-          <w:b/>
-          <w:bCs/>
-          <w:color w:val="000000"/>
-          <w:sz w:val="26"/>
-          <w:szCs w:val="26"/>
-        </w:rPr>
-        <w:t>Ketorolac</w:t>
-      </w:r>
-    </w:p>
-    <w:p>
-      <w:pPr>
-        <w:spacing w:line="480" w:lineRule="auto"/>
-        <w:ind w:left="720" w:hanging="360"/>
-        <w:rPr>
-          <w:rFonts w:ascii="Times New Roman" w:hAnsi="Times New Roman" w:cs="Times New Roman"/>
-          <w:b/>
-          <w:bCs/>
-          <w:color w:val="000000"/>
-        </w:rPr>
-      </w:pPr>
-      <w:r>
-        <w:rPr>
-          <w:b/>
-          <w:bCs/>
-          <w:color w:val="000000"/>
-        </w:rPr>
-        <w:t>Indications:</w:t>
-      </w:r>
-    </w:p>
-    <w:p>
-      <w:pPr>
-        <w:spacing w:line="480" w:lineRule="auto"/>
-        <w:ind w:left="720" w:hanging="360"/>
-        <w:rPr>
-          <w:rFonts w:ascii="Times New Roman" w:hAnsi="Times New Roman" w:cs="Times New Roman"/>
-          <w:b/>
-          <w:bCs/>
-          <w:color w:val="000000"/>
-        </w:rPr>
-      </w:pPr>
-      <w:r>
-        <w:rPr>
-          <w:b/>
-          <w:bCs/>
-          <w:color w:val="000000"/>
-        </w:rPr>
-        <w:t>Contraindications:</w:t>
-      </w:r>
-    </w:p>
-    <w:p>
-      <w:pPr>
-        <w:spacing w:line="480" w:lineRule="auto"/>
-        <w:ind w:left="720" w:hanging="360"/>
-        <w:rPr>
-          <w:rFonts w:ascii="Times New Roman" w:hAnsi="Times New Roman" w:cs="Times New Roman"/>
-          <w:b/>
-          <w:bCs/>
-          <w:color w:val="000000"/>
-        </w:rPr>
-      </w:pPr>
-      <w:r>
-        <w:rPr>
-          <w:b/>
-          <w:bCs/>
-          <w:color w:val="000000"/>
-        </w:rPr>
-        <w:t>Dose:</w:t>
-      </w:r>
-    </w:p>
-    <w:p>
-      <w:pPr>
-        <w:spacing w:line="480" w:lineRule="auto"/>
-        <w:ind w:left="720" w:hanging="360"/>
-        <w:rPr>
-          <w:rFonts w:ascii="Times New Roman" w:hAnsi="Times New Roman" w:cs="Times New Roman"/>
-          <w:b/>
-          <w:bCs/>
-          <w:color w:val="000000"/>
-        </w:rPr>
-      </w:pPr>
-      <w:r>
-        <w:rPr>
-          <w:b/>
-          <w:bCs/>
-          <w:color w:val="000000"/>
-        </w:rPr>
-        <w:t>Adverse reactions:</w:t>
-      </w:r>
-    </w:p>
-    <w:p>
-      <w:pPr>
-        <w:spacing w:line="480" w:lineRule="auto"/>
-        <w:ind w:left="720" w:hanging="360"/>
-        <w:rPr>
-          <w:rFonts w:ascii="Times New Roman" w:hAnsi="Times New Roman" w:cs="Times New Roman"/>
-          <w:b/>
-          <w:bCs/>
-          <w:color w:val="000000"/>
-        </w:rPr>
-      </w:pPr>
-      <w:r>
-        <w:rPr>
-          <w:b/>
-          <w:bCs/>
-          <w:color w:val="000000"/>
-        </w:rPr>
-        <w:t>Action:</w:t>
-      </w:r>
-    </w:p>
-    <w:p>
-      <w:pPr>
-        <w:spacing w:line="480" w:lineRule="auto"/>
-        <w:ind w:left="360"/>
-        <w:rPr>
-          <w:rFonts w:ascii="Times New Roman" w:hAnsi="Times New Roman" w:cs="Times New Roman"/>
-          <w:b/>
-          <w:bCs/>
-          <w:color w:val="000000"/>
-        </w:rPr>
-      </w:pPr>
-      <w:r>
-        <w:rPr>
-          <w:b/>
-          <w:bCs/>
-          <w:color w:val="000000"/>
-        </w:rPr>
-        <w:t>Athlete use restrictions and other considerations:</w:t>
-      </w:r>
-    </w:p>
     <w:sectPr>
-      <w:footerReference w:type="default" r:id="rId7"/>
+      <w:footerReference w:type="default" r:id="rId12"/>
       <w:pgSz w:w="12240" w:h="15840"/>
       <w:pgMar w:top="1440" w:right="1440" w:bottom="1440" w:left="1440" w:header="706" w:footer="706" w:gutter="0"/>
       <w:cols w:space="720"/>
@@ -1199,84 +1287,101 @@
 </w:document>
 </file>
 
-<file path=word/endnotes.xml><?xml version="1.0" encoding="utf-8"?>
-<w:endnotes xmlns:wpc="http://schemas.microsoft.com/office/word/2010/wordprocessingCanvas" xmlns:cx="http://schemas.microsoft.com/office/drawing/2014/chartex" xmlns:cx1="http://schemas.microsoft.com/office/drawing/2015/9/8/chartex" xmlns:cx2="http://schemas.microsoft.com/office/drawing/2015/10/21/chartex" xmlns:cx3="http://schemas.microsoft.com/office/drawing/2016/5/9/chartex" xmlns:cx4="http://schemas.microsoft.com/office/drawing/2016/5/10/chartex" xmlns:cx5="http://schemas.microsoft.com/office/drawing/2016/5/11/chartex" xmlns:cx6="http://schemas.microsoft.com/office/drawing/2016/5/12/chartex" xmlns:cx7="http://schemas.microsoft.com/office/drawing/2016/5/13/chartex" xmlns:cx8="http://schemas.microsoft.com/office/drawing/2016/5/14/chartex" xmlns:mc="http://schemas.openxmlformats.org/markup-compatibility/2006" xmlns:aink="http://schemas.microsoft.com/office/drawing/2016/ink" xmlns:am3d="http://schemas.microsoft.com/office/drawing/2017/model3d" xmlns:o="urn:schemas-microsoft-com:office:office" xmlns:oel="http://schemas.microsoft.com/office/2019/extlst" xmlns:r="http://schemas.openxmlformats.org/officeDocument/2006/relationships" xmlns:m="http://schemas.openxmlformats.org/officeDocument/2006/math" xmlns:v="urn:schemas-microsoft-com:vml" xmlns:wp14="http://schemas.microsoft.com/office/word/2010/wordprocessingDrawing" xmlns:wp="http://schemas.openxmlformats.org/drawingml/2006/wordprocessingDrawing" xmlns:w10="urn:schemas-microsoft-com:office:word" xmlns:w="http://schemas.openxmlformats.org/wordprocessingml/2006/main" xmlns:w14="http://schemas.microsoft.com/office/word/2010/wordml" xmlns:w15="http://schemas.microsoft.com/office/word/2012/wordml" xmlns:w16cei="http://schemas.microsoft.com/office/word/2026/wordml/cei" xmlns:w16cex="http://schemas.microsoft.com/office/word/2018/wordml/cex" xmlns:w16cid="http://schemas.microsoft.com/office/word/2016/wordml/cid" xmlns:w16="http://schemas.microsoft.com/office/word/2018/wordml" xmlns:w16du="http://schemas.microsoft.com/office/word/2023/wordml/word16du" xmlns:w16sdtdh="http://schemas.microsoft.com/office/word/2020/wordml/sdtdatahash" xmlns:w16sdtfl="http://schemas.microsoft.com/office/word/2024/wordml/sdtformatlock" xmlns:w16se="http://schemas.microsoft.com/office/word/2015/wordml/symex" xmlns:wpg="http://schemas.microsoft.com/office/word/2010/wordprocessingGroup" xmlns:wpi="http://schemas.microsoft.com/office/word/2010/wordprocessingInk" xmlns:wne="http://schemas.microsoft.com/office/word/2006/wordml" xmlns:wps="http://schemas.microsoft.com/office/word/2010/wordprocessingShape" mc:Ignorable="w14 w15 w16se w16cid w16 w16cex w16sdtdh w16sdtfl w16du wp14">
-  <w:endnote w:type="separator" w:id="-1">
-    <w:p>
-      <w:r>
-        <w:separator/>
-      </w:r>
-    </w:p>
-  </w:endnote>
-  <w:endnote w:type="continuationSeparator" w:id="0">
-    <w:p>
-      <w:r>
-        <w:continuationSeparator/>
-      </w:r>
-    </w:p>
-  </w:endnote>
-</w:endnotes>
+<file path=word/comments.xml><?xml version="1.0" encoding="utf-8"?>
+<w:comments xmlns:wpc="http://schemas.microsoft.com/office/word/2010/wordprocessingCanvas" xmlns:cx="http://schemas.microsoft.com/office/drawing/2014/chartex" xmlns:cx1="http://schemas.microsoft.com/office/drawing/2015/9/8/chartex" xmlns:cx2="http://schemas.microsoft.com/office/drawing/2015/10/21/chartex" xmlns:cx3="http://schemas.microsoft.com/office/drawing/2016/5/9/chartex" xmlns:cx4="http://schemas.microsoft.com/office/drawing/2016/5/10/chartex" xmlns:cx5="http://schemas.microsoft.com/office/drawing/2016/5/11/chartex" xmlns:cx6="http://schemas.microsoft.com/office/drawing/2016/5/12/chartex" xmlns:cx7="http://schemas.microsoft.com/office/drawing/2016/5/13/chartex" xmlns:cx8="http://schemas.microsoft.com/office/drawing/2016/5/14/chartex" xmlns:mc="http://schemas.openxmlformats.org/markup-compatibility/2006" xmlns:aink="http://schemas.microsoft.com/office/drawing/2016/ink" xmlns:am3d="http://schemas.microsoft.com/office/drawing/2017/model3d" xmlns:o="urn:schemas-microsoft-com:office:office" xmlns:oel="http://schemas.microsoft.com/office/2019/extlst" xmlns:r="http://schemas.openxmlformats.org/officeDocument/2006/relationships" xmlns:m="http://schemas.openxmlformats.org/officeDocument/2006/math" xmlns:v="urn:schemas-microsoft-com:vml" xmlns:wp14="http://schemas.microsoft.com/office/word/2010/wordprocessingDrawing" xmlns:wp="http://schemas.openxmlformats.org/drawingml/2006/wordprocessingDrawing" xmlns:w10="urn:schemas-microsoft-com:office:word" xmlns:w="http://schemas.openxmlformats.org/wordprocessingml/2006/main" xmlns:w14="http://schemas.microsoft.com/office/word/2010/wordml" xmlns:w15="http://schemas.microsoft.com/office/word/2012/wordml" xmlns:w16cei="http://schemas.microsoft.com/office/word/2026/wordml/cei" xmlns:w16cex="http://schemas.microsoft.com/office/word/2018/wordml/cex" xmlns:w16cid="http://schemas.microsoft.com/office/word/2016/wordml/cid" xmlns:w16="http://schemas.microsoft.com/office/word/2018/wordml" xmlns:w16du="http://schemas.microsoft.com/office/word/2023/wordml/word16du" xmlns:w16sdtdh="http://schemas.microsoft.com/office/word/2020/wordml/sdtdatahash" xmlns:w16sdtfl="http://schemas.microsoft.com/office/word/2024/wordml/sdtformatlock" xmlns:w16se="http://schemas.microsoft.com/office/word/2015/wordml/symex" xmlns:wpg="http://schemas.microsoft.com/office/word/2010/wordprocessingGroup" xmlns:wpi="http://schemas.microsoft.com/office/word/2010/wordprocessingInk" xmlns:wne="http://schemas.microsoft.com/office/word/2006/wordml" xmlns:wps="http://schemas.microsoft.com/office/word/2010/wordprocessingShape" mc:Ignorable="w14 w15 w16se w16cid w16 w16cex w16sdtdh w16sdtfl w16du wp14">
+  <w:comment w:id="2" w:author="Anna Seaman" w:date="2026-08-14T09:13:00Z" w:initials="AS">
+    <w:p>
+      <w:pPr>
+        <w:pStyle w:val="CommentText"/>
+      </w:pPr>
+      <w:r>
+        <w:rPr>
+          <w:rStyle w:val="CommentReference"/>
+        </w:rPr>
+        <w:annotationRef/>
+      </w:r>
+      <w:r>
+        <w:rPr>
+          <w:rFonts w:ascii="Aptos" w:hAnsi="Aptos" w:eastAsia="Aptos" w:cs="Aptos"/>
+        </w:rPr>
+        <w:t>Claire: Check that this credit line appears in your build.</w:t>
+      </w:r>
+    </w:p>
+  </w:comment>
+  <w:comment w:id="3" w:author="Anna Seaman" w:date="2026-08-14T09:16:00Z" w:initials="AS">
+    <w:p>
+      <w:pPr>
+        <w:pStyle w:val="CommentText"/>
+      </w:pPr>
+      <w:r>
+        <w:rPr>
+          <w:rStyle w:val="CommentReference"/>
+        </w:rPr>
+        <w:annotationRef/>
+      </w:r>
+      <w:r>
+        <w:rPr>
+          <w:rFonts w:ascii="Aptos" w:hAnsi="Aptos" w:eastAsia="Aptos" w:cs="Aptos"/>
+        </w:rPr>
+        <w:t>Claire: Make sure the list looks formatted like this in your build.</w:t>
+      </w:r>
+    </w:p>
+  </w:comment>
+</w:comments>
+</file>
+
+<file path=word/commentsExtended.xml><?xml version="1.0" encoding="utf-8"?>
+<w15:commentsEx xmlns:wpc="http://schemas.microsoft.com/office/word/2010/wordprocessingCanvas" xmlns:cx="http://schemas.microsoft.com/office/drawing/2014/chartex" xmlns:cx1="http://schemas.microsoft.com/office/drawing/2015/9/8/chartex" xmlns:cx2="http://schemas.microsoft.com/office/drawing/2015/10/21/chartex" xmlns:cx3="http://schemas.microsoft.com/office/drawing/2016/5/9/chartex" xmlns:cx4="http://schemas.microsoft.com/office/drawing/2016/5/10/chartex" xmlns:cx5="http://schemas.microsoft.com/office/drawing/2016/5/11/chartex" xmlns:cx6="http://schemas.microsoft.com/office/drawing/2016/5/12/chartex" xmlns:cx7="http://schemas.microsoft.com/office/drawing/2016/5/13/chartex" xmlns:cx8="http://schemas.microsoft.com/office/drawing/2016/5/14/chartex" xmlns:mc="http://schemas.openxmlformats.org/markup-compatibility/2006" xmlns:aink="http://schemas.microsoft.com/office/drawing/2016/ink" xmlns:am3d="http://schemas.microsoft.com/office/drawing/2017/model3d" xmlns:o="urn:schemas-microsoft-com:office:office" xmlns:oel="http://schemas.microsoft.com/office/2019/extlst" xmlns:r="http://schemas.openxmlformats.org/officeDocument/2006/relationships" xmlns:m="http://schemas.openxmlformats.org/officeDocument/2006/math" xmlns:v="urn:schemas-microsoft-com:vml" xmlns:wp14="http://schemas.microsoft.com/office/word/2010/wordprocessingDrawing" xmlns:wp="http://schemas.openxmlformats.org/drawingml/2006/wordprocessingDrawing" xmlns:w10="urn:schemas-microsoft-com:office:word" xmlns:w="http://schemas.openxmlformats.org/wordprocessingml/2006/main" xmlns:w14="http://schemas.microsoft.com/office/word/2010/wordml" xmlns:w15="http://schemas.microsoft.com/office/word/2012/wordml" xmlns:w16cei="http://schemas.microsoft.com/office/word/2026/wordml/cei" xmlns:w16cex="http://schemas.microsoft.com/office/word/2018/wordml/cex" xmlns:w16cid="http://schemas.microsoft.com/office/word/2016/wordml/cid" xmlns:w16="http://schemas.microsoft.com/office/word/2018/wordml" xmlns:w16du="http://schemas.microsoft.com/office/word/2023/wordml/word16du" xmlns:w16sdtdh="http://schemas.microsoft.com/office/word/2020/wordml/sdtdatahash" xmlns:w16sdtfl="http://schemas.microsoft.com/office/word/2024/wordml/sdtformatlock" xmlns:w16se="http://schemas.microsoft.com/office/word/2015/wordml/symex" xmlns:wpg="http://schemas.microsoft.com/office/word/2010/wordprocessingGroup" xmlns:wpi="http://schemas.microsoft.com/office/word/2010/wordprocessingInk" xmlns:wne="http://schemas.microsoft.com/office/word/2006/wordml" xmlns:wps="http://schemas.microsoft.com/office/word/2010/wordprocessingShape" mc:Ignorable="w14 w15 w16se w16cid w16 w16cex w16sdtdh w16sdtfl w16du wp14">
+  <w15:commentEx w15:paraId="2AA0C1DE" w15:done="0"/>
+  <w15:commentEx w15:paraId="17B43F97" w15:done="0"/>
+</w15:commentsEx>
+</file>
+
+<file path=word/commentsExtensible.xml><?xml version="1.0" encoding="utf-8"?>
+<w16cex:commentsExtensible xmlns:wpc="http://schemas.microsoft.com/office/word/2010/wordprocessingCanvas" xmlns:cx="http://schemas.microsoft.com/office/drawing/2014/chartex" xmlns:cx1="http://schemas.microsoft.com/office/drawing/2015/9/8/chartex" xmlns:cx2="http://schemas.microsoft.com/office/drawing/2015/10/21/chartex" xmlns:cx3="http://schemas.microsoft.com/office/drawing/2016/5/9/chartex" xmlns:cx4="http://schemas.microsoft.com/office/drawing/2016/5/10/chartex" xmlns:cx5="http://schemas.microsoft.com/office/drawing/2016/5/11/chartex" xmlns:cx6="http://schemas.microsoft.com/office/drawing/2016/5/12/chartex" xmlns:cx7="http://schemas.microsoft.com/office/drawing/2016/5/13/chartex" xmlns:cx8="http://schemas.microsoft.com/office/drawing/2016/5/14/chartex" xmlns:cr="http://schemas.microsoft.com/office/comments/2020/reactions" xmlns:mc="http://schemas.openxmlformats.org/markup-compatibility/2006" xmlns:aink="http://schemas.microsoft.com/office/drawing/2016/ink" xmlns:am3d="http://schemas.microsoft.com/office/drawing/2017/model3d" xmlns:o="urn:schemas-microsoft-com:office:office" xmlns:oel="http://schemas.microsoft.com/office/2019/extlst" xmlns:r="http://schemas.openxmlformats.org/officeDocument/2006/relationships" xmlns:m="http://schemas.openxmlformats.org/officeDocument/2006/math" xmlns:v="urn:schemas-microsoft-com:vml" xmlns:wp14="http://schemas.microsoft.com/office/word/2010/wordprocessingDrawing" xmlns:wp="http://schemas.openxmlformats.org/drawingml/2006/wordprocessingDrawing" xmlns:w10="urn:schemas-microsoft-com:office:word" xmlns:w="http://schemas.openxmlformats.org/wordprocessingml/2006/main" xmlns:w14="http://schemas.microsoft.com/office/word/2010/wordml" xmlns:w15="http://schemas.microsoft.com/office/word/2012/wordml" xmlns:w16cei="http://schemas.microsoft.com/office/word/2026/wordml/cei" xmlns:w16cex="http://schemas.microsoft.com/office/word/2018/wordml/cex" xmlns:w16cid="http://schemas.microsoft.com/office/word/2016/wordml/cid" xmlns:w16="http://schemas.microsoft.com/office/word/2018/wordml" xmlns:w16du="http://schemas.microsoft.com/office/word/2023/wordml/word16du" xmlns:w16sdtdh="http://schemas.microsoft.com/office/word/2020/wordml/sdtdatahash" xmlns:w16sdtfl="http://schemas.microsoft.com/office/word/2024/wordml/sdtformatlock" xmlns:w16se="http://schemas.microsoft.com/office/word/2015/wordml/symex" xmlns:wpg="http://schemas.microsoft.com/office/word/2010/wordprocessingGroup" xmlns:wpi="http://schemas.microsoft.com/office/word/2010/wordprocessingInk" xmlns:wne="http://schemas.microsoft.com/office/word/2006/wordml" xmlns:wps="http://schemas.microsoft.com/office/word/2010/wordprocessingShape" mc:Ignorable="w14 w15 w16se w16cid w16 w16cex w16sdtdh w16sdtfl cr w16du wp14">
+  <w16cex:commentExtensible w16cex:durableId="675AEED8" w16cex:dateUtc="2026-08-14T14:13:00Z"/>
+  <w16cex:commentExtensible w16cex:durableId="29B0A1F3" w16cex:dateUtc="2026-08-14T14:16:00Z"/>
+</w16cex:commentsExtensible>
+</file>
+
+<file path=word/commentsIds.xml><?xml version="1.0" encoding="utf-8"?>
+<w16cid:commentsIds xmlns:wpc="http://schemas.microsoft.com/office/word/2010/wordprocessingCanvas" xmlns:cx="http://schemas.microsoft.com/office/drawing/2014/chartex" xmlns:cx1="http://schemas.microsoft.com/office/drawing/2015/9/8/chartex" xmlns:cx2="http://schemas.microsoft.com/office/drawing/2015/10/21/chartex" xmlns:cx3="http://schemas.microsoft.com/office/drawing/2016/5/9/chartex" xmlns:cx4="http://schemas.microsoft.com/office/drawing/2016/5/10/chartex" xmlns:cx5="http://schemas.microsoft.com/office/drawing/2016/5/11/chartex" xmlns:cx6="http://schemas.microsoft.com/office/drawing/2016/5/12/chartex" xmlns:cx7="http://schemas.microsoft.com/office/drawing/2016/5/13/chartex" xmlns:cx8="http://schemas.microsoft.com/office/drawing/2016/5/14/chartex" xmlns:mc="http://schemas.openxmlformats.org/markup-compatibility/2006" xmlns:aink="http://schemas.microsoft.com/office/drawing/2016/ink" xmlns:am3d="http://schemas.microsoft.com/office/drawing/2017/model3d" xmlns:o="urn:schemas-microsoft-com:office:office" xmlns:oel="http://schemas.microsoft.com/office/2019/extlst" xmlns:r="http://schemas.openxmlformats.org/officeDocument/2006/relationships" xmlns:m="http://schemas.openxmlformats.org/officeDocument/2006/math" xmlns:v="urn:schemas-microsoft-com:vml" xmlns:wp14="http://schemas.microsoft.com/office/word/2010/wordprocessingDrawing" xmlns:wp="http://schemas.openxmlformats.org/drawingml/2006/wordprocessingDrawing" xmlns:w10="urn:schemas-microsoft-com:office:word" xmlns:w="http://schemas.openxmlformats.org/wordprocessingml/2006/main" xmlns:w14="http://schemas.microsoft.com/office/word/2010/wordml" xmlns:w15="http://schemas.microsoft.com/office/word/2012/wordml" xmlns:w16cei="http://schemas.microsoft.com/office/word/2026/wordml/cei" xmlns:w16cex="http://schemas.microsoft.com/office/word/2018/wordml/cex" xmlns:w16cid="http://schemas.microsoft.com/office/word/2016/wordml/cid" xmlns:w16="http://schemas.microsoft.com/office/word/2018/wordml" xmlns:w16du="http://schemas.microsoft.com/office/word/2023/wordml/word16du" xmlns:w16sdtdh="http://schemas.microsoft.com/office/word/2020/wordml/sdtdatahash" xmlns:w16sdtfl="http://schemas.microsoft.com/office/word/2024/wordml/sdtformatlock" xmlns:w16se="http://schemas.microsoft.com/office/word/2015/wordml/symex" xmlns:wpg="http://schemas.microsoft.com/office/word/2010/wordprocessingGroup" xmlns:wpi="http://schemas.microsoft.com/office/word/2010/wordprocessingInk" xmlns:wne="http://schemas.microsoft.com/office/word/2006/wordml" xmlns:wps="http://schemas.microsoft.com/office/word/2010/wordprocessingShape" mc:Ignorable="w14 w15 w16se w16cid w16 w16cex w16sdtdh w16sdtfl w16du wp14">
+  <w16cid:commentId w16cid:paraId="2AA0C1DE" w16cid:durableId="675AEED8"/>
+  <w16cid:commentId w16cid:paraId="17B43F97" w16cid:durableId="29B0A1F3"/>
+</w16cid:commentsIds>
 </file>
 
 <file path=word/footer1.xml><?xml version="1.0" encoding="utf-8"?>
-<w:ftr xmlns:wpc="http://schemas.microsoft.com/office/word/2010/wordprocessingCanvas" xmlns:cx="http://schemas.microsoft.com/office/drawing/2014/chartex" xmlns:cx1="http://schemas.microsoft.com/office/drawing/2015/9/8/chartex" xmlns:cx2="http://schemas.microsoft.com/office/drawing/2015/10/21/chartex" xmlns:cx3="http://schemas.microsoft.com/office/drawing/2016/5/9/chartex" xmlns:cx4="http://schemas.microsoft.com/office/drawing/2016/5/10/chartex" xmlns:cx5="http://schemas.microsoft.com/office/drawing/2016/5/11/chartex" xmlns:cx6="http://schemas.microsoft.com/office/drawing/2016/5/12/chartex" xmlns:cx7="http://schemas.microsoft.com/office/drawing/2016/5/13/chartex" xmlns:cx8="http://schemas.microsoft.com/office/drawing/2016/5/14/chartex" xmlns:mc="http://schemas.openxmlformats.org/markup-compatibility/2006" xmlns:aink="http://schemas.microsoft.com/office/drawing/2016/ink" xmlns:am3d="http://schemas.microsoft.com/office/drawing/2017/model3d" xmlns:o="urn:schemas-microsoft-com:office:office" xmlns:oel="http://schemas.microsoft.com/office/2019/extlst" xmlns:r="http://schemas.openxmlformats.org/officeDocument/2006/relationships" xmlns:m="http://schemas.openxmlformats.org/officeDocument/2006/math" xmlns:v="urn:schemas-microsoft-com:vml" xmlns:wp14="http://schemas.microsoft.com/office/word/2010/wordprocessingDrawing" xmlns:wp="http://schemas.openxmlformats.org/drawingml/2006/wordprocessingDrawing" xmlns:w10="urn:schemas-microsoft-com:office:word" xmlns:w="http://schemas.openxmlformats.org/wordprocessingml/2006/main" xmlns:w14="http://schemas.microsoft.com/office/word/2010/wordml" xmlns:w15="http://schemas.microsoft.com/office/word/2012/wordml" xmlns:w16cei="http://schemas.microsoft.com/office/word/2026/wordml/cei" xmlns:w16cex="http://schemas.microsoft.com/office/word/2018/wordml/cex" xmlns:w16cid="http://schemas.microsoft.com/office/word/2016/wordml/cid" xmlns:w16="http://schemas.microsoft.com/office/word/2018/wordml" xmlns:w16du="http://schemas.microsoft.com/office/word/2023/wordml/word16du" xmlns:w16sdtdh="http://schemas.microsoft.com/office/word/2020/wordml/sdtdatahash" xmlns:w16sdtfl="http://schemas.microsoft.com/office/word/2024/wordml/sdtformatlock" xmlns:w16se="http://schemas.microsoft.com/office/word/2015/wordml/symex" xmlns:wpg="http://schemas.microsoft.com/office/word/2010/wordprocessingGroup" xmlns:wpi="http://schemas.microsoft.com/office/word/2010/wordprocessingInk" xmlns:wne="http://schemas.microsoft.com/office/word/2006/wordml" xmlns:wps="http://schemas.microsoft.com/office/word/2010/wordprocessingShape" mc:Ignorable="w14 w15 w16se w16cid w16 w16cex w16sdtdh w16sdtfl w16du wp14">
+<w:ftr xmlns:m="http://schemas.openxmlformats.org/officeDocument/2006/math" xmlns:mc="http://schemas.openxmlformats.org/markup-compatibility/2006" xmlns:mo="http://schemas.microsoft.com/office/mac/office/2008/main" xmlns:mv="urn:schemas-microsoft-com:mac:vml" xmlns:o="urn:schemas-microsoft-com:office:office" xmlns:r="http://schemas.openxmlformats.org/officeDocument/2006/relationships" xmlns:v="urn:schemas-microsoft-com:vml" xmlns:w10="urn:schemas-microsoft-com:office:word" xmlns:w14="http://schemas.microsoft.com/office/word/2010/wordml" xmlns:w="http://schemas.openxmlformats.org/wordprocessingml/2006/main" xmlns:wne="http://schemas.microsoft.com/office/word/2006/wordml" xmlns:wp14="http://schemas.microsoft.com/office/word/2010/wordprocessingDrawing" xmlns:wp="http://schemas.openxmlformats.org/drawingml/2006/wordprocessingDrawing" xmlns:wpc="http://schemas.microsoft.com/office/word/2010/wordprocessingCanvas" xmlns:wpg="http://schemas.microsoft.com/office/word/2010/wordprocessingGroup" xmlns:wpi="http://schemas.microsoft.com/office/word/2010/wordprocessingInk" xmlns:wps="http://schemas.microsoft.com/office/word/2010/wordprocessingShape" mc:Ignorable="w14 wp14">
   <w:p>
+    <w:pPr>
+      <w:spacing w:line="240" w:lineRule="auto" w:before="0" w:after="0"/>
+      <w:jc w:val="left"/>
+    </w:pPr>
     <w:r>
       <w:rPr>
+        <w:rFonts w:ascii="Aptos" w:hAnsi="Aptos" w:eastAsia="Aptos" w:cs="Aptos"/>
         <w:sz w:val="18"/>
       </w:rPr>
       <w:t xml:space="preserve">From J.M. Larson and H.L. Stedge, </w:t>
     </w:r>
     <w:r>
       <w:rPr>
+        <w:rFonts w:ascii="Aptos" w:hAnsi="Aptos" w:eastAsia="Aptos" w:cs="Aptos"/>
         <w:i/>
         <w:sz w:val="18"/>
       </w:rPr>
-      <w:t xml:space="preserve">Clinical Simulations for the Athletic Trainer </w:t>
-    </w:r>
-    <w:proofErr w:type="spellStart"/>
-    <w:r>
-      <w:rPr>
-        <w:i/>
-        <w:sz w:val="18"/>
-      </w:rPr>
-      <w:t>HKPropel</w:t>
-    </w:r>
-    <w:proofErr w:type="spellEnd"/>
-    <w:r>
-      <w:rPr>
-        <w:i/>
-        <w:sz w:val="18"/>
-      </w:rPr>
-      <w:t xml:space="preserve"> Access</w:t>
+      <w:t>Clinical Simulations for the Athletic Trainer HKPropel Access</w:t>
     </w:r>
     <w:r>
       <w:rPr>
+        <w:rFonts w:ascii="Aptos" w:hAnsi="Aptos" w:eastAsia="Aptos" w:cs="Aptos"/>
         <w:sz w:val="18"/>
       </w:rPr>
       <w:t xml:space="preserve"> (Human Kinetics, 2027).</w:t>
     </w:r>
   </w:p>
 </w:ftr>
-</file>
-
-<file path=word/footnotes.xml><?xml version="1.0" encoding="utf-8"?>
-<w:footnotes xmlns:wpc="http://schemas.microsoft.com/office/word/2010/wordprocessingCanvas" xmlns:cx="http://schemas.microsoft.com/office/drawing/2014/chartex" xmlns:cx1="http://schemas.microsoft.com/office/drawing/2015/9/8/chartex" xmlns:cx2="http://schemas.microsoft.com/office/drawing/2015/10/21/chartex" xmlns:cx3="http://schemas.microsoft.com/office/drawing/2016/5/9/chartex" xmlns:cx4="http://schemas.microsoft.com/office/drawing/2016/5/10/chartex" xmlns:cx5="http://schemas.microsoft.com/office/drawing/2016/5/11/chartex" xmlns:cx6="http://schemas.microsoft.com/office/drawing/2016/5/12/chartex" xmlns:cx7="http://schemas.microsoft.com/office/drawing/2016/5/13/chartex" xmlns:cx8="http://schemas.microsoft.com/office/drawing/2016/5/14/chartex" xmlns:mc="http://schemas.openxmlformats.org/markup-compatibility/2006" xmlns:aink="http://schemas.microsoft.com/office/drawing/2016/ink" xmlns:am3d="http://schemas.microsoft.com/office/drawing/2017/model3d" xmlns:o="urn:schemas-microsoft-com:office:office" xmlns:oel="http://schemas.microsoft.com/office/2019/extlst" xmlns:r="http://schemas.openxmlformats.org/officeDocument/2006/relationships" xmlns:m="http://schemas.openxmlformats.org/officeDocument/2006/math" xmlns:v="urn:schemas-microsoft-com:vml" xmlns:wp14="http://schemas.microsoft.com/office/word/2010/wordprocessingDrawing" xmlns:wp="http://schemas.openxmlformats.org/drawingml/2006/wordprocessingDrawing" xmlns:w10="urn:schemas-microsoft-com:office:word" xmlns:w="http://schemas.openxmlformats.org/wordprocessingml/2006/main" xmlns:w14="http://schemas.microsoft.com/office/word/2010/wordml" xmlns:w15="http://schemas.microsoft.com/office/word/2012/wordml" xmlns:w16cei="http://schemas.microsoft.com/office/word/2026/wordml/cei" xmlns:w16cex="http://schemas.microsoft.com/office/word/2018/wordml/cex" xmlns:w16cid="http://schemas.microsoft.com/office/word/2016/wordml/cid" xmlns:w16="http://schemas.microsoft.com/office/word/2018/wordml" xmlns:w16du="http://schemas.microsoft.com/office/word/2023/wordml/word16du" xmlns:w16sdtdh="http://schemas.microsoft.com/office/word/2020/wordml/sdtdatahash" xmlns:w16sdtfl="http://schemas.microsoft.com/office/word/2024/wordml/sdtformatlock" xmlns:w16se="http://schemas.microsoft.com/office/word/2015/wordml/symex" xmlns:wpg="http://schemas.microsoft.com/office/word/2010/wordprocessingGroup" xmlns:wpi="http://schemas.microsoft.com/office/word/2010/wordprocessingInk" xmlns:wne="http://schemas.microsoft.com/office/word/2006/wordml" xmlns:wps="http://schemas.microsoft.com/office/word/2010/wordprocessingShape" mc:Ignorable="w14 w15 w16se w16cid w16 w16cex w16sdtdh w16sdtfl w16du wp14">
-  <w:footnote w:type="separator" w:id="-1">
-    <w:p>
-      <w:r>
-        <w:separator/>
-      </w:r>
-    </w:p>
-  </w:footnote>
-  <w:footnote w:type="continuationSeparator" w:id="0">
-    <w:p>
-      <w:r>
-        <w:continuationSeparator/>
-      </w:r>
-    </w:p>
-  </w:footnote>
-</w:footnotes>
 </file>
 
 <file path=word/numbering.xml><?xml version="1.0" encoding="utf-8"?>
@@ -1490,6 +1595,14 @@
     <w:abstractNumId w:val="0"/>
   </w:num>
 </w:numbering>
+</file>
+
+<file path=word/people.xml><?xml version="1.0" encoding="utf-8"?>
+<w15:people xmlns:wpc="http://schemas.microsoft.com/office/word/2010/wordprocessingCanvas" xmlns:cx="http://schemas.microsoft.com/office/drawing/2014/chartex" xmlns:cx1="http://schemas.microsoft.com/office/drawing/2015/9/8/chartex" xmlns:cx2="http://schemas.microsoft.com/office/drawing/2015/10/21/chartex" xmlns:cx3="http://schemas.microsoft.com/office/drawing/2016/5/9/chartex" xmlns:cx4="http://schemas.microsoft.com/office/drawing/2016/5/10/chartex" xmlns:cx5="http://schemas.microsoft.com/office/drawing/2016/5/11/chartex" xmlns:cx6="http://schemas.microsoft.com/office/drawing/2016/5/12/chartex" xmlns:cx7="http://schemas.microsoft.com/office/drawing/2016/5/13/chartex" xmlns:cx8="http://schemas.microsoft.com/office/drawing/2016/5/14/chartex" xmlns:mc="http://schemas.openxmlformats.org/markup-compatibility/2006" xmlns:aink="http://schemas.microsoft.com/office/drawing/2016/ink" xmlns:am3d="http://schemas.microsoft.com/office/drawing/2017/model3d" xmlns:o="urn:schemas-microsoft-com:office:office" xmlns:oel="http://schemas.microsoft.com/office/2019/extlst" xmlns:r="http://schemas.openxmlformats.org/officeDocument/2006/relationships" xmlns:m="http://schemas.openxmlformats.org/officeDocument/2006/math" xmlns:v="urn:schemas-microsoft-com:vml" xmlns:wp14="http://schemas.microsoft.com/office/word/2010/wordprocessingDrawing" xmlns:wp="http://schemas.openxmlformats.org/drawingml/2006/wordprocessingDrawing" xmlns:w10="urn:schemas-microsoft-com:office:word" xmlns:w="http://schemas.openxmlformats.org/wordprocessingml/2006/main" xmlns:w14="http://schemas.microsoft.com/office/word/2010/wordml" xmlns:w15="http://schemas.microsoft.com/office/word/2012/wordml" xmlns:w16cei="http://schemas.microsoft.com/office/word/2026/wordml/cei" xmlns:w16cex="http://schemas.microsoft.com/office/word/2018/wordml/cex" xmlns:w16cid="http://schemas.microsoft.com/office/word/2016/wordml/cid" xmlns:w16="http://schemas.microsoft.com/office/word/2018/wordml" xmlns:w16du="http://schemas.microsoft.com/office/word/2023/wordml/word16du" xmlns:w16sdtdh="http://schemas.microsoft.com/office/word/2020/wordml/sdtdatahash" xmlns:w16sdtfl="http://schemas.microsoft.com/office/word/2024/wordml/sdtformatlock" xmlns:w16se="http://schemas.microsoft.com/office/word/2015/wordml/symex" xmlns:wpg="http://schemas.microsoft.com/office/word/2010/wordprocessingGroup" xmlns:wpi="http://schemas.microsoft.com/office/word/2010/wordprocessingInk" xmlns:wne="http://schemas.microsoft.com/office/word/2006/wordml" xmlns:wps="http://schemas.microsoft.com/office/word/2010/wordprocessingShape" mc:Ignorable="w14 w15 w16se w16cid w16 w16cex w16sdtdh w16sdtfl w16du wp14">
+  <w15:person w15:author="Anna Seaman">
+    <w15:presenceInfo w15:providerId="AD" w15:userId="S::AnnaS@hkusa.com::713ab380-bdda-4997-81d0-fa539102c996"/>
+  </w15:person>
+</w15:people>
 </file>
 
 <file path=word/styles.xml><?xml version="1.0" encoding="utf-8"?>
@@ -1889,7 +2002,7 @@
     <w:name w:val="Normal"/>
     <w:qFormat/>
     <w:rPr>
-      <w:rFonts w:ascii="Aptos" w:eastAsia="Aptos" w:hAnsi="Aptos" w:cs="Aptos"/>
+      <w:rFonts w:ascii="Aptos" w:hAnsi="Aptos" w:eastAsia="Aptos" w:cs="Aptos"/>
     </w:rPr>
   </w:style>
   <w:style w:type="paragraph" w:styleId="Heading1">
